--- a/src/Tests/Inputs/business/07/07.docx
+++ b/src/Tests/Inputs/business/07/07.docx
@@ -1548,1297 +1548,6 @@
 </w:styles>
 </file>
 
-<file path=word/glossary/document.xml><?xml version="1.0" encoding="utf-8"?>
-<w:glossaryDocument xmlns:wpc="http://schemas.microsoft.com/office/word/2010/wordprocessingCanvas" xmlns:cx="http://schemas.microsoft.com/office/drawing/2014/chartex" xmlns:cx1="http://schemas.microsoft.com/office/drawing/2015/9/8/chartex" xmlns:cx2="http://schemas.microsoft.com/office/drawing/2015/10/21/chartex" xmlns:cx3="http://schemas.microsoft.com/office/drawing/2016/5/9/chartex" xmlns:cx4="http://schemas.microsoft.com/office/drawing/2016/5/10/chartex" xmlns:cx5="http://schemas.microsoft.com/office/drawing/2016/5/11/chartex" xmlns:cx6="http://schemas.microsoft.com/office/drawing/2016/5/12/chartex" xmlns:cx7="http://schemas.microsoft.com/office/drawing/2016/5/13/chartex" xmlns:cx8="http://schemas.microsoft.com/office/drawing/2016/5/14/chartex" xmlns:mc="http://schemas.openxmlformats.org/markup-compatibility/2006" xmlns:aink="http://schemas.microsoft.com/office/drawing/2016/ink" xmlns:am3d="http://schemas.microsoft.com/office/drawing/2017/model3d" xmlns:o="urn:schemas-microsoft-com:office:office" xmlns:oel="http://schemas.microsoft.com/office/2019/extlst" xmlns:r="http://schemas.openxmlformats.org/officeDocument/2006/relationships" xmlns:m="http://schemas.openxmlformats.org/officeDocument/2006/math" xmlns:v="urn:schemas-microsoft-com:vml" xmlns:wp14="http://schemas.microsoft.com/office/word/2010/wordprocessingDrawing" xmlns:wp="http://schemas.openxmlformats.org/drawingml/2006/wordprocessingDrawing" xmlns:w10="urn:schemas-microsoft-com:office:word" xmlns:w="http://schemas.openxmlformats.org/wordprocessingml/2006/main" xmlns:w14="http://schemas.microsoft.com/office/word/2010/wordml" xmlns:w15="http://schemas.microsoft.com/office/word/2012/wordml" xmlns:w16cex="http://schemas.microsoft.com/office/word/2018/wordml/cex" xmlns:w16cid="http://schemas.microsoft.com/office/word/2016/wordml/cid" xmlns:w16="http://schemas.microsoft.com/office/word/2018/wordml" xmlns:w16sdtdh="http://schemas.microsoft.com/office/word/2020/wordml/sdtdatahash" xmlns:w16se="http://schemas.microsoft.com/office/word/2015/wordml/symex" xmlns:wpg="http://schemas.microsoft.com/office/word/2010/wordprocessingGroup" xmlns:wpi="http://schemas.microsoft.com/office/word/2010/wordprocessingInk" xmlns:wne="http://schemas.microsoft.com/office/word/2006/wordml" xmlns:wps="http://schemas.microsoft.com/office/word/2010/wordprocessingShape" mc:Ignorable="w14 w15 w16se w16cid w16 w16cex w16sdtdh wp14">
-  <w:docParts>
-    <w:docPart>
-      <w:docPartPr>
-        <w:name w:val="752A604466E1BF4EAA2518EB64F12ACF"/>
-        <w:category>
-          <w:name w:val="General"/>
-          <w:gallery w:val="placeholder"/>
-        </w:category>
-        <w:types>
-          <w:type w:val="bbPlcHdr"/>
-        </w:types>
-        <w:behaviors>
-          <w:behavior w:val="content"/>
-        </w:behaviors>
-        <w:guid w:val="{DEEF8755-0F73-1641-A39C-BE7A81BF9E5D}"/>
-      </w:docPartPr>
-      <w:docPartBody>
-        <w:p>
-          <w:pPr>
-            <w:pStyle w:val="752A604466E1BF4EAA2518EB64F12ACF"/>
-          </w:pPr>
-          <w:r>
-            <w:t>memo</w:t>
-          </w:r>
-        </w:p>
-      </w:docPartBody>
-    </w:docPart>
-    <w:docPart>
-      <w:docPartPr>
-        <w:name w:val="62CFBE4ED3224400BA935471313C4DA4"/>
-        <w:category>
-          <w:name w:val="General"/>
-          <w:gallery w:val="placeholder"/>
-        </w:category>
-        <w:types>
-          <w:type w:val="bbPlcHdr"/>
-        </w:types>
-        <w:behaviors>
-          <w:behavior w:val="content"/>
-        </w:behaviors>
-        <w:guid w:val="{BD6005A5-64E0-4BE6-8401-CC9FBFD926F0}"/>
-      </w:docPartPr>
-      <w:docPartBody>
-        <w:p>
-          <w:pPr>
-            <w:pStyle w:val="62CFBE4ED3224400BA935471313C4DA4"/>
-          </w:pPr>
-          <w:r>
-            <w:rPr>
-              <w:rFonts w:cs="Times New Roman (Body CS)"/>
-            </w:rPr>
-            <w:t>Company name</w:t>
-          </w:r>
-        </w:p>
-      </w:docPartBody>
-    </w:docPart>
-    <w:docPart>
-      <w:docPartPr>
-        <w:name w:val="7F484976ADE649CBAD7ABA15775812BD"/>
-        <w:category>
-          <w:name w:val="General"/>
-          <w:gallery w:val="placeholder"/>
-        </w:category>
-        <w:types>
-          <w:type w:val="bbPlcHdr"/>
-        </w:types>
-        <w:behaviors>
-          <w:behavior w:val="content"/>
-        </w:behaviors>
-        <w:guid w:val="{32E09ABC-36E2-403D-BBB2-4F5C32C493F7}"/>
-      </w:docPartPr>
-      <w:docPartBody>
-        <w:p>
-          <w:pPr>
-            <w:pStyle w:val="7F484976ADE649CBAD7ABA15775812BD"/>
-          </w:pPr>
-          <w:r>
-            <w:t>To:</w:t>
-          </w:r>
-        </w:p>
-      </w:docPartBody>
-    </w:docPart>
-    <w:docPart>
-      <w:docPartPr>
-        <w:name w:val="E67E6554EE2947EA9C360133B5F08D43"/>
-        <w:category>
-          <w:name w:val="General"/>
-          <w:gallery w:val="placeholder"/>
-        </w:category>
-        <w:types>
-          <w:type w:val="bbPlcHdr"/>
-        </w:types>
-        <w:behaviors>
-          <w:behavior w:val="content"/>
-        </w:behaviors>
-        <w:guid w:val="{2FF503D4-00A1-4713-8C64-B5C7DF06F688}"/>
-      </w:docPartPr>
-      <w:docPartBody>
-        <w:p>
-          <w:pPr>
-            <w:pStyle w:val="E67E6554EE2947EA9C360133B5F08D43"/>
-          </w:pPr>
-          <w:r>
-            <w:t xml:space="preserve"> Mikaela Lee </w:t>
-          </w:r>
-        </w:p>
-      </w:docPartBody>
-    </w:docPart>
-    <w:docPart>
-      <w:docPartPr>
-        <w:name w:val="C067D8681AD941FD898A1F2CBAB2103D"/>
-        <w:category>
-          <w:name w:val="General"/>
-          <w:gallery w:val="placeholder"/>
-        </w:category>
-        <w:types>
-          <w:type w:val="bbPlcHdr"/>
-        </w:types>
-        <w:behaviors>
-          <w:behavior w:val="content"/>
-        </w:behaviors>
-        <w:guid w:val="{CD8C5E50-4ED0-4D17-A8CD-96AD9D63497D}"/>
-      </w:docPartPr>
-      <w:docPartBody>
-        <w:p>
-          <w:pPr>
-            <w:pStyle w:val="C067D8681AD941FD898A1F2CBAB2103D"/>
-          </w:pPr>
-          <w:r>
-            <w:t xml:space="preserve">From: </w:t>
-          </w:r>
-        </w:p>
-      </w:docPartBody>
-    </w:docPart>
-    <w:docPart>
-      <w:docPartPr>
-        <w:name w:val="6E3D57774CA3445C877889F660CBF30E"/>
-        <w:category>
-          <w:name w:val="General"/>
-          <w:gallery w:val="placeholder"/>
-        </w:category>
-        <w:types>
-          <w:type w:val="bbPlcHdr"/>
-        </w:types>
-        <w:behaviors>
-          <w:behavior w:val="content"/>
-        </w:behaviors>
-        <w:guid w:val="{05F62B71-913E-4C1B-9381-470F2A7BDDE6}"/>
-      </w:docPartPr>
-      <w:docPartBody>
-        <w:p>
-          <w:pPr>
-            <w:pStyle w:val="6E3D57774CA3445C877889F660CBF30E"/>
-          </w:pPr>
-          <w:r>
-            <w:t xml:space="preserve"> Rene Skoko </w:t>
-          </w:r>
-        </w:p>
-      </w:docPartBody>
-    </w:docPart>
-    <w:docPart>
-      <w:docPartPr>
-        <w:name w:val="FA5FF29E28DD475D81B8BF9C8897D879"/>
-        <w:category>
-          <w:name w:val="General"/>
-          <w:gallery w:val="placeholder"/>
-        </w:category>
-        <w:types>
-          <w:type w:val="bbPlcHdr"/>
-        </w:types>
-        <w:behaviors>
-          <w:behavior w:val="content"/>
-        </w:behaviors>
-        <w:guid w:val="{ECFE1962-1368-4AF8-A3BF-82AF23547FE6}"/>
-      </w:docPartPr>
-      <w:docPartBody>
-        <w:p>
-          <w:pPr>
-            <w:pStyle w:val="FA5FF29E28DD475D81B8BF9C8897D879"/>
-          </w:pPr>
-          <w:r>
-            <w:t xml:space="preserve">CC: </w:t>
-          </w:r>
-        </w:p>
-      </w:docPartBody>
-    </w:docPart>
-    <w:docPart>
-      <w:docPartPr>
-        <w:name w:val="2A4D287F5F5D48CE8D37C3E3A7CC50E3"/>
-        <w:category>
-          <w:name w:val="General"/>
-          <w:gallery w:val="placeholder"/>
-        </w:category>
-        <w:types>
-          <w:type w:val="bbPlcHdr"/>
-        </w:types>
-        <w:behaviors>
-          <w:behavior w:val="content"/>
-        </w:behaviors>
-        <w:guid w:val="{39BE7AF0-F97A-4155-A3EA-16BCD80E109F}"/>
-      </w:docPartPr>
-      <w:docPartBody>
-        <w:p>
-          <w:pPr>
-            <w:pStyle w:val="2A4D287F5F5D48CE8D37C3E3A7CC50E3"/>
-          </w:pPr>
-          <w:r>
-            <w:t xml:space="preserve"> Luca Udinesi, Gael Torres, Viktor Klobucar </w:t>
-          </w:r>
-        </w:p>
-      </w:docPartBody>
-    </w:docPart>
-    <w:docPart>
-      <w:docPartPr>
-        <w:name w:val="5BBD08BD1B0F480196CE67DC0BE92A82"/>
-        <w:category>
-          <w:name w:val="General"/>
-          <w:gallery w:val="placeholder"/>
-        </w:category>
-        <w:types>
-          <w:type w:val="bbPlcHdr"/>
-        </w:types>
-        <w:behaviors>
-          <w:behavior w:val="content"/>
-        </w:behaviors>
-        <w:guid w:val="{F7284B07-12F4-4C11-93EA-F069D7922534}"/>
-      </w:docPartPr>
-      <w:docPartBody>
-        <w:p>
-          <w:pPr>
-            <w:pStyle w:val="5BBD08BD1B0F480196CE67DC0BE92A82"/>
-          </w:pPr>
-          <w:r>
-            <w:t>Date:</w:t>
-          </w:r>
-        </w:p>
-      </w:docPartBody>
-    </w:docPart>
-    <w:docPart>
-      <w:docPartPr>
-        <w:name w:val="A63A8A90B9C0410CBE7641F2E569282D"/>
-        <w:category>
-          <w:name w:val="General"/>
-          <w:gallery w:val="placeholder"/>
-        </w:category>
-        <w:types>
-          <w:type w:val="bbPlcHdr"/>
-        </w:types>
-        <w:behaviors>
-          <w:behavior w:val="content"/>
-        </w:behaviors>
-        <w:guid w:val="{61DA1106-DD75-4A34-B489-BE4EF6FC16C2}"/>
-      </w:docPartPr>
-      <w:docPartBody>
-        <w:p>
-          <w:pPr>
-            <w:pStyle w:val="A63A8A90B9C0410CBE7641F2E569282D"/>
-          </w:pPr>
-          <w:r>
-            <w:t>1/9/23</w:t>
-          </w:r>
-        </w:p>
-      </w:docPartBody>
-    </w:docPart>
-    <w:docPart>
-      <w:docPartPr>
-        <w:name w:val="736BF59AB6AA42DDB9CFB189FF4AFA0D"/>
-        <w:category>
-          <w:name w:val="General"/>
-          <w:gallery w:val="placeholder"/>
-        </w:category>
-        <w:types>
-          <w:type w:val="bbPlcHdr"/>
-        </w:types>
-        <w:behaviors>
-          <w:behavior w:val="content"/>
-        </w:behaviors>
-        <w:guid w:val="{C19E44BD-68C4-409B-8A16-5EDCF1DBB3C0}"/>
-      </w:docPartPr>
-      <w:docPartBody>
-        <w:p>
-          <w:pPr>
-            <w:pStyle w:val="736BF59AB6AA42DDB9CFB189FF4AFA0D"/>
-          </w:pPr>
-          <w:r>
-            <w:t>Re:</w:t>
-          </w:r>
-        </w:p>
-      </w:docPartBody>
-    </w:docPart>
-    <w:docPart>
-      <w:docPartPr>
-        <w:name w:val="14A907F4AE56466FB426CB5BC4407C3D"/>
-        <w:category>
-          <w:name w:val="General"/>
-          <w:gallery w:val="placeholder"/>
-        </w:category>
-        <w:types>
-          <w:type w:val="bbPlcHdr"/>
-        </w:types>
-        <w:behaviors>
-          <w:behavior w:val="content"/>
-        </w:behaviors>
-        <w:guid w:val="{F1290F82-A3DB-46B7-A3B8-4EB2B7420025}"/>
-      </w:docPartPr>
-      <w:docPartBody>
-        <w:p>
-          <w:pPr>
-            <w:pStyle w:val="14A907F4AE56466FB426CB5BC4407C3D"/>
-          </w:pPr>
-          <w:r>
-            <w:t xml:space="preserve"> Welcome new team member </w:t>
-          </w:r>
-        </w:p>
-      </w:docPartBody>
-    </w:docPart>
-    <w:docPart>
-      <w:docPartPr>
-        <w:name w:val="936D545B13AC492A973380398D37EEDE"/>
-        <w:category>
-          <w:name w:val="General"/>
-          <w:gallery w:val="placeholder"/>
-        </w:category>
-        <w:types>
-          <w:type w:val="bbPlcHdr"/>
-        </w:types>
-        <w:behaviors>
-          <w:behavior w:val="content"/>
-        </w:behaviors>
-        <w:guid w:val="{4ACFB889-AEBE-432D-A196-C0CCAF191B4D}"/>
-      </w:docPartPr>
-      <w:docPartBody>
-        <w:p>
-          <w:pPr>
-            <w:pStyle w:val="936D545B13AC492A973380398D37EEDE"/>
-          </w:pPr>
-          <w:r>
-            <w:t>Comments:</w:t>
-          </w:r>
-        </w:p>
-      </w:docPartBody>
-    </w:docPart>
-    <w:docPart>
-      <w:docPartPr>
-        <w:name w:val="31BCDE56E48B47A8B982DBD8D67DB36F"/>
-        <w:category>
-          <w:name w:val="General"/>
-          <w:gallery w:val="placeholder"/>
-        </w:category>
-        <w:types>
-          <w:type w:val="bbPlcHdr"/>
-        </w:types>
-        <w:behaviors>
-          <w:behavior w:val="content"/>
-        </w:behaviors>
-        <w:guid w:val="{C5493EE8-2F9C-4D47-86B6-31351D3DABE0}"/>
-      </w:docPartPr>
-      <w:docPartBody>
-        <w:p>
-          <w:pPr>
-            <w:pStyle w:val="31BCDE56E48B47A8B982DBD8D67DB36F"/>
-          </w:pPr>
-          <w:r>
-            <w:t xml:space="preserve"> Please welcome our newest team member, Mikaela Lee. Mikaela joins us from Printed Page Publishers. Complimentary snacks and beverages will be provided in the break room.</w:t>
-          </w:r>
-        </w:p>
-      </w:docPartBody>
-    </w:docPart>
-  </w:docParts>
-</w:glossaryDocument>
-</file>
-
-<file path=word/glossary/fontTable2.xml><?xml version="1.0" encoding="utf-8"?>
-<w:fonts xmlns:mc="http://schemas.openxmlformats.org/markup-compatibility/2006" xmlns:r="http://schemas.openxmlformats.org/officeDocument/2006/relationships" xmlns:w="http://schemas.openxmlformats.org/wordprocessingml/2006/main" xmlns:w14="http://schemas.microsoft.com/office/word/2010/wordml" xmlns:w15="http://schemas.microsoft.com/office/word/2012/wordml" xmlns:w16cex="http://schemas.microsoft.com/office/word/2018/wordml/cex" xmlns:w16cid="http://schemas.microsoft.com/office/word/2016/wordml/cid" xmlns:w16="http://schemas.microsoft.com/office/word/2018/wordml" xmlns:w16sdtdh="http://schemas.microsoft.com/office/word/2020/wordml/sdtdatahash" xmlns:w16se="http://schemas.microsoft.com/office/word/2015/wordml/symex" mc:Ignorable="w14 w15 w16se w16cid w16 w16cex w16sdtdh">
-  <w:font w:name="Century Gothic">
-    <w:panose1 w:val="020B0502020202020204"/>
-    <w:charset w:val="00"/>
-    <w:family w:val="swiss"/>
-    <w:pitch w:val="variable"/>
-    <w:sig w:usb0="00000287" w:usb1="00000000" w:usb2="00000000" w:usb3="00000000" w:csb0="0000009F" w:csb1="00000000"/>
-  </w:font>
-  <w:font w:name="MS Mincho">
-    <w:altName w:val="ＭＳ 明朝"/>
-    <w:panose1 w:val="02020609040205080304"/>
-    <w:charset w:val="80"/>
-    <w:family w:val="modern"/>
-    <w:pitch w:val="fixed"/>
-    <w:sig w:usb0="E00002FF" w:usb1="6AC7FDFB" w:usb2="08000012" w:usb3="00000000" w:csb0="0002009F" w:csb1="00000000"/>
-  </w:font>
-  <w:font w:name="Times New Roman">
-    <w:panose1 w:val="02020603050405020304"/>
-    <w:charset w:val="00"/>
-    <w:family w:val="roman"/>
-    <w:pitch w:val="variable"/>
-    <w:sig w:usb0="E0002EFF" w:usb1="C000785B" w:usb2="00000009" w:usb3="00000000" w:csb0="000001FF" w:csb1="00000000"/>
-  </w:font>
-  <w:font w:name="MS Gothic">
-    <w:altName w:val="ＭＳ ゴシック"/>
-    <w:panose1 w:val="020B0609070205080204"/>
-    <w:charset w:val="80"/>
-    <w:family w:val="modern"/>
-    <w:pitch w:val="fixed"/>
-    <w:sig w:usb0="E00002FF" w:usb1="6AC7FDFB" w:usb2="08000012" w:usb3="00000000" w:csb0="0002009F" w:csb1="00000000"/>
-  </w:font>
-  <w:font w:name="Times New Roman (Body CS)">
-    <w:altName w:val="Times New Roman"/>
-    <w:panose1 w:val="00000000000000000000"/>
-    <w:charset w:val="00"/>
-    <w:family w:val="roman"/>
-    <w:notTrueType/>
-    <w:pitch w:val="default"/>
-  </w:font>
-  <w:font w:name="Calibri">
-    <w:panose1 w:val="020F0502020204030204"/>
-    <w:charset w:val="00"/>
-    <w:family w:val="swiss"/>
-    <w:pitch w:val="variable"/>
-    <w:sig w:usb0="E4002EFF" w:usb1="C000247B" w:usb2="00000009" w:usb3="00000000" w:csb0="000001FF" w:csb1="00000000"/>
-  </w:font>
-  <w:font w:name="Calibri Light">
-    <w:panose1 w:val="020F0302020204030204"/>
-    <w:charset w:val="00"/>
-    <w:family w:val="swiss"/>
-    <w:pitch w:val="variable"/>
-    <w:sig w:usb0="E4002EFF" w:usb1="C000247B" w:usb2="00000009" w:usb3="00000000" w:csb0="000001FF" w:csb1="00000000"/>
-  </w:font>
-</w:fonts>
-</file>
-
-<file path=word/glossary/settings2.xml><?xml version="1.0" encoding="utf-8"?>
-<w:settings xmlns:mc="http://schemas.openxmlformats.org/markup-compatibility/2006" xmlns:o="urn:schemas-microsoft-com:office:office" xmlns:r="http://schemas.openxmlformats.org/officeDocument/2006/relationships" xmlns:m="http://schemas.openxmlformats.org/officeDocument/2006/math" xmlns:v="urn:schemas-microsoft-com:vml" xmlns:w10="urn:schemas-microsoft-com:office:word" xmlns:w="http://schemas.openxmlformats.org/wordprocessingml/2006/main" xmlns:w14="http://schemas.microsoft.com/office/word/2010/wordml" xmlns:w15="http://schemas.microsoft.com/office/word/2012/wordml" xmlns:w16cex="http://schemas.microsoft.com/office/word/2018/wordml/cex" xmlns:w16cid="http://schemas.microsoft.com/office/word/2016/wordml/cid" xmlns:w16="http://schemas.microsoft.com/office/word/2018/wordml" xmlns:w16sdtdh="http://schemas.microsoft.com/office/word/2020/wordml/sdtdatahash" xmlns:w16se="http://schemas.microsoft.com/office/word/2015/wordml/symex" xmlns:sl="http://schemas.openxmlformats.org/schemaLibrary/2006/main" mc:Ignorable="w14 w15 w16se w16cid w16 w16cex w16sdtdh">
-  <w:view w:val="normal"/>
-  <w:defaultTabStop w:val="720"/>
-  <w:characterSpacingControl w:val="doNotCompress"/>
-  <w:compat>
-    <w:useFELayout/>
-    <w:compatSetting w:name="compatibilityMode" w:uri="http://schemas.microsoft.com/office/word" w:val="15"/>
-    <w:compatSetting w:name="overrideTableStyleFontSizeAndJustification" w:uri="http://schemas.microsoft.com/office/word" w:val="1"/>
-    <w:compatSetting w:name="enableOpenTypeFeatures" w:uri="http://schemas.microsoft.com/office/word" w:val="1"/>
-    <w:compatSetting w:name="doNotFlipMirrorIndents" w:uri="http://schemas.microsoft.com/office/word" w:val="1"/>
-    <w:compatSetting w:name="differentiateMultirowTableHeaders" w:uri="http://schemas.microsoft.com/office/word" w:val="1"/>
-    <w:compatSetting w:name="useWord2013TrackBottomHyphenation" w:uri="http://schemas.microsoft.com/office/word" w:val="0"/>
-  </w:compat>
-  <w:rsids>
-    <w:rsidRoot w:val="005E0843"/>
-    <w:rsid w:val="00080C7A"/>
-    <w:rsid w:val="000844C1"/>
-    <w:rsid w:val="000B3247"/>
-    <w:rsid w:val="001F112D"/>
-    <w:rsid w:val="004E5BA3"/>
-    <w:rsid w:val="00556B43"/>
-    <w:rsid w:val="005D6D57"/>
-    <w:rsid w:val="005E0843"/>
-    <w:rsid w:val="006548DD"/>
-    <w:rsid w:val="00752F5F"/>
-    <w:rsid w:val="00784EB3"/>
-    <w:rsid w:val="009D1105"/>
-    <w:rsid w:val="00D2031C"/>
-    <w:rsid w:val="00F1395D"/>
-  </w:rsids>
-  <m:mathPr>
-    <m:mathFont m:val="Cambria Math"/>
-    <m:brkBin m:val="before"/>
-    <m:brkBinSub m:val="--"/>
-    <m:smallFrac m:val="0"/>
-    <m:dispDef/>
-    <m:lMargin m:val="0"/>
-    <m:rMargin m:val="0"/>
-    <m:defJc m:val="centerGroup"/>
-    <m:wrapIndent m:val="1440"/>
-    <m:intLim m:val="subSup"/>
-    <m:naryLim m:val="undOvr"/>
-  </m:mathPr>
-  <w:themeFontLang w:val="en-US"/>
-  <w:clrSchemeMapping w:bg1="light1" w:t1="dark1" w:bg2="light2" w:t2="dark2" w:accent1="accent1" w:accent2="accent2" w:accent3="accent3" w:accent4="accent4" w:accent5="accent5" w:accent6="accent6" w:hyperlink="hyperlink" w:followedHyperlink="followedHyperlink"/>
-  <w:decimalSymbol w:val="."/>
-  <w:listSeparator w:val=","/>
-  <w15:chartTrackingRefBased/>
-</w:settings>
-</file>
-
-<file path=word/glossary/styles2.xml><?xml version="1.0" encoding="utf-8"?>
-<w:styles xmlns:mc="http://schemas.openxmlformats.org/markup-compatibility/2006" xmlns:r="http://schemas.openxmlformats.org/officeDocument/2006/relationships" xmlns:w="http://schemas.openxmlformats.org/wordprocessingml/2006/main" xmlns:w14="http://schemas.microsoft.com/office/word/2010/wordml" xmlns:w15="http://schemas.microsoft.com/office/word/2012/wordml" xmlns:w16cex="http://schemas.microsoft.com/office/word/2018/wordml/cex" xmlns:w16cid="http://schemas.microsoft.com/office/word/2016/wordml/cid" xmlns:w16="http://schemas.microsoft.com/office/word/2018/wordml" xmlns:w16sdtdh="http://schemas.microsoft.com/office/word/2020/wordml/sdtdatahash" xmlns:w16se="http://schemas.microsoft.com/office/word/2015/wordml/symex" mc:Ignorable="w14 w15 w16se w16cid w16 w16cex w16sdtdh">
-  <w:docDefaults>
-    <w:rPrDefault>
-      <w:rPr>
-        <w:rFonts w:asciiTheme="minorHAnsi" w:eastAsiaTheme="minorEastAsia" w:hAnsiTheme="minorHAnsi" w:cstheme="minorBidi"/>
-        <w:sz w:val="24"/>
-        <w:szCs w:val="24"/>
-        <w:lang w:val="en-US" w:eastAsia="en-US" w:bidi="ar-SA"/>
-      </w:rPr>
-    </w:rPrDefault>
-    <w:pPrDefault/>
-  </w:docDefaults>
-  <w:latentStyles w:defLockedState="0" w:defUIPriority="99" w:defSemiHidden="0" w:defUnhideWhenUsed="0" w:defQFormat="0" w:count="376">
-    <w:lsdException w:name="Normal" w:uiPriority="0" w:qFormat="1"/>
-    <w:lsdException w:name="heading 1" w:uiPriority="9" w:qFormat="1"/>
-    <w:lsdException w:name="heading 2" w:semiHidden="1" w:uiPriority="9" w:unhideWhenUsed="1" w:qFormat="1"/>
-    <w:lsdException w:name="heading 3" w:semiHidden="1" w:uiPriority="9" w:unhideWhenUsed="1" w:qFormat="1"/>
-    <w:lsdException w:name="heading 4" w:semiHidden="1" w:uiPriority="9" w:unhideWhenUsed="1" w:qFormat="1"/>
-    <w:lsdException w:name="heading 5" w:semiHidden="1" w:uiPriority="9" w:unhideWhenUsed="1" w:qFormat="1"/>
-    <w:lsdException w:name="heading 6" w:semiHidden="1" w:uiPriority="9" w:unhideWhenUsed="1" w:qFormat="1"/>
-    <w:lsdException w:name="heading 7" w:semiHidden="1" w:uiPriority="9" w:unhideWhenUsed="1" w:qFormat="1"/>
-    <w:lsdException w:name="heading 8" w:semiHidden="1" w:uiPriority="9" w:unhideWhenUsed="1" w:qFormat="1"/>
-    <w:lsdException w:name="heading 9" w:semiHidden="1" w:uiPriority="9" w:unhideWhenUsed="1" w:qFormat="1"/>
-    <w:lsdException w:name="index 1" w:semiHidden="1" w:unhideWhenUsed="1"/>
-    <w:lsdException w:name="index 2" w:semiHidden="1" w:unhideWhenUsed="1"/>
-    <w:lsdException w:name="index 3" w:semiHidden="1" w:unhideWhenUsed="1"/>
-    <w:lsdException w:name="index 4" w:semiHidden="1" w:unhideWhenUsed="1"/>
-    <w:lsdException w:name="index 5" w:semiHidden="1" w:unhideWhenUsed="1"/>
-    <w:lsdException w:name="index 6" w:semiHidden="1" w:unhideWhenUsed="1"/>
-    <w:lsdException w:name="index 7" w:semiHidden="1" w:unhideWhenUsed="1"/>
-    <w:lsdException w:name="index 8" w:semiHidden="1" w:unhideWhenUsed="1"/>
-    <w:lsdException w:name="index 9" w:semiHidden="1" w:unhideWhenUsed="1"/>
-    <w:lsdException w:name="toc 1" w:semiHidden="1" w:uiPriority="39" w:unhideWhenUsed="1"/>
-    <w:lsdException w:name="toc 2" w:semiHidden="1" w:uiPriority="39" w:unhideWhenUsed="1"/>
-    <w:lsdException w:name="toc 3" w:semiHidden="1" w:uiPriority="39" w:unhideWhenUsed="1"/>
-    <w:lsdException w:name="toc 4" w:semiHidden="1" w:uiPriority="39" w:unhideWhenUsed="1"/>
-    <w:lsdException w:name="toc 5" w:semiHidden="1" w:uiPriority="39" w:unhideWhenUsed="1"/>
-    <w:lsdException w:name="toc 6" w:semiHidden="1" w:uiPriority="39" w:unhideWhenUsed="1"/>
-    <w:lsdException w:name="toc 7" w:semiHidden="1" w:uiPriority="39" w:unhideWhenUsed="1"/>
-    <w:lsdException w:name="toc 8" w:semiHidden="1" w:uiPriority="39" w:unhideWhenUsed="1"/>
-    <w:lsdException w:name="toc 9" w:semiHidden="1" w:uiPriority="39" w:unhideWhenUsed="1"/>
-    <w:lsdException w:name="Normal Indent" w:semiHidden="1" w:unhideWhenUsed="1"/>
-    <w:lsdException w:name="footnote text" w:semiHidden="1" w:unhideWhenUsed="1"/>
-    <w:lsdException w:name="annotation text" w:semiHidden="1" w:unhideWhenUsed="1"/>
-    <w:lsdException w:name="header" w:semiHidden="1" w:unhideWhenUsed="1"/>
-    <w:lsdException w:name="footer" w:semiHidden="1" w:unhideWhenUsed="1"/>
-    <w:lsdException w:name="index heading" w:semiHidden="1" w:unhideWhenUsed="1"/>
-    <w:lsdException w:name="caption" w:semiHidden="1" w:uiPriority="35" w:unhideWhenUsed="1" w:qFormat="1"/>
-    <w:lsdException w:name="table of figures" w:semiHidden="1" w:unhideWhenUsed="1"/>
-    <w:lsdException w:name="envelope address" w:semiHidden="1" w:unhideWhenUsed="1"/>
-    <w:lsdException w:name="envelope return" w:semiHidden="1" w:unhideWhenUsed="1"/>
-    <w:lsdException w:name="footnote reference" w:semiHidden="1" w:unhideWhenUsed="1"/>
-    <w:lsdException w:name="annotation reference" w:semiHidden="1" w:unhideWhenUsed="1"/>
-    <w:lsdException w:name="line number" w:semiHidden="1" w:unhideWhenUsed="1"/>
-    <w:lsdException w:name="page number" w:semiHidden="1" w:unhideWhenUsed="1"/>
-    <w:lsdException w:name="endnote reference" w:semiHidden="1" w:unhideWhenUsed="1"/>
-    <w:lsdException w:name="endnote text" w:semiHidden="1" w:unhideWhenUsed="1"/>
-    <w:lsdException w:name="table of authorities" w:semiHidden="1" w:unhideWhenUsed="1"/>
-    <w:lsdException w:name="macro" w:semiHidden="1" w:unhideWhenUsed="1"/>
-    <w:lsdException w:name="toa heading" w:semiHidden="1" w:unhideWhenUsed="1"/>
-    <w:lsdException w:name="List" w:semiHidden="1" w:unhideWhenUsed="1"/>
-    <w:lsdException w:name="List Bullet" w:semiHidden="1" w:unhideWhenUsed="1"/>
-    <w:lsdException w:name="List Number" w:semiHidden="1" w:unhideWhenUsed="1"/>
-    <w:lsdException w:name="List 2" w:semiHidden="1" w:unhideWhenUsed="1"/>
-    <w:lsdException w:name="List 3" w:semiHidden="1" w:unhideWhenUsed="1"/>
-    <w:lsdException w:name="List 4" w:semiHidden="1" w:unhideWhenUsed="1"/>
-    <w:lsdException w:name="List 5" w:semiHidden="1" w:unhideWhenUsed="1"/>
-    <w:lsdException w:name="List Bullet 2" w:semiHidden="1" w:unhideWhenUsed="1"/>
-    <w:lsdException w:name="List Bullet 3" w:semiHidden="1" w:unhideWhenUsed="1"/>
-    <w:lsdException w:name="List Bullet 4" w:semiHidden="1" w:unhideWhenUsed="1"/>
-    <w:lsdException w:name="List Bullet 5" w:semiHidden="1" w:unhideWhenUsed="1"/>
-    <w:lsdException w:name="List Number 2" w:semiHidden="1" w:unhideWhenUsed="1"/>
-    <w:lsdException w:name="List Number 3" w:semiHidden="1" w:unhideWhenUsed="1"/>
-    <w:lsdException w:name="List Number 4" w:semiHidden="1" w:unhideWhenUsed="1"/>
-    <w:lsdException w:name="List Number 5" w:semiHidden="1" w:unhideWhenUsed="1"/>
-    <w:lsdException w:name="Title" w:uiPriority="10" w:qFormat="1"/>
-    <w:lsdException w:name="Closing" w:semiHidden="1" w:unhideWhenUsed="1"/>
-    <w:lsdException w:name="Signature" w:semiHidden="1" w:unhideWhenUsed="1"/>
-    <w:lsdException w:name="Default Paragraph Font" w:semiHidden="1" w:uiPriority="1" w:unhideWhenUsed="1"/>
-    <w:lsdException w:name="Body Text" w:semiHidden="1" w:unhideWhenUsed="1"/>
-    <w:lsdException w:name="Body Text Indent" w:semiHidden="1" w:unhideWhenUsed="1"/>
-    <w:lsdException w:name="List Continue" w:semiHidden="1" w:unhideWhenUsed="1"/>
-    <w:lsdException w:name="List Continue 2" w:semiHidden="1" w:unhideWhenUsed="1"/>
-    <w:lsdException w:name="List Continue 3" w:semiHidden="1" w:unhideWhenUsed="1"/>
-    <w:lsdException w:name="List Continue 4" w:semiHidden="1" w:unhideWhenUsed="1"/>
-    <w:lsdException w:name="List Continue 5" w:semiHidden="1" w:unhideWhenUsed="1"/>
-    <w:lsdException w:name="Message Header" w:semiHidden="1" w:unhideWhenUsed="1"/>
-    <w:lsdException w:name="Subtitle" w:uiPriority="11" w:qFormat="1"/>
-    <w:lsdException w:name="Salutation" w:semiHidden="1" w:unhideWhenUsed="1"/>
-    <w:lsdException w:name="Date" w:semiHidden="1" w:unhideWhenUsed="1"/>
-    <w:lsdException w:name="Body Text First Indent" w:semiHidden="1" w:unhideWhenUsed="1"/>
-    <w:lsdException w:name="Body Text First Indent 2" w:semiHidden="1" w:unhideWhenUsed="1"/>
-    <w:lsdException w:name="Note Heading" w:semiHidden="1" w:unhideWhenUsed="1"/>
-    <w:lsdException w:name="Body Text 2" w:semiHidden="1" w:unhideWhenUsed="1"/>
-    <w:lsdException w:name="Body Text 3" w:semiHidden="1" w:unhideWhenUsed="1"/>
-    <w:lsdException w:name="Body Text Indent 2" w:semiHidden="1" w:unhideWhenUsed="1"/>
-    <w:lsdException w:name="Body Text Indent 3" w:semiHidden="1" w:unhideWhenUsed="1"/>
-    <w:lsdException w:name="Block Text" w:semiHidden="1" w:unhideWhenUsed="1"/>
-    <w:lsdException w:name="Hyperlink" w:semiHidden="1" w:unhideWhenUsed="1"/>
-    <w:lsdException w:name="FollowedHyperlink" w:semiHidden="1" w:unhideWhenUsed="1"/>
-    <w:lsdException w:name="Strong" w:uiPriority="22" w:qFormat="1"/>
-    <w:lsdException w:name="Emphasis" w:uiPriority="20" w:qFormat="1"/>
-    <w:lsdException w:name="Document Map" w:semiHidden="1" w:unhideWhenUsed="1"/>
-    <w:lsdException w:name="Plain Text" w:semiHidden="1" w:unhideWhenUsed="1"/>
-    <w:lsdException w:name="E-mail Signature" w:semiHidden="1" w:unhideWhenUsed="1"/>
-    <w:lsdException w:name="HTML Top of Form" w:semiHidden="1" w:unhideWhenUsed="1"/>
-    <w:lsdException w:name="HTML Bottom of Form" w:semiHidden="1" w:unhideWhenUsed="1"/>
-    <w:lsdException w:name="Normal (Web)" w:semiHidden="1" w:unhideWhenUsed="1"/>
-    <w:lsdException w:name="HTML Acronym" w:semiHidden="1" w:unhideWhenUsed="1"/>
-    <w:lsdException w:name="HTML Address" w:semiHidden="1" w:unhideWhenUsed="1"/>
-    <w:lsdException w:name="HTML Cite" w:semiHidden="1" w:unhideWhenUsed="1"/>
-    <w:lsdException w:name="HTML Code" w:semiHidden="1" w:unhideWhenUsed="1"/>
-    <w:lsdException w:name="HTML Definition" w:semiHidden="1" w:unhideWhenUsed="1"/>
-    <w:lsdException w:name="HTML Keyboard" w:semiHidden="1" w:unhideWhenUsed="1"/>
-    <w:lsdException w:name="HTML Preformatted" w:semiHidden="1" w:unhideWhenUsed="1"/>
-    <w:lsdException w:name="HTML Sample" w:semiHidden="1" w:unhideWhenUsed="1"/>
-    <w:lsdException w:name="HTML Typewriter" w:semiHidden="1" w:unhideWhenUsed="1"/>
-    <w:lsdException w:name="HTML Variable" w:semiHidden="1" w:unhideWhenUsed="1"/>
-    <w:lsdException w:name="Normal Table" w:semiHidden="1" w:unhideWhenUsed="1"/>
-    <w:lsdException w:name="annotation subject" w:semiHidden="1" w:unhideWhenUsed="1"/>
-    <w:lsdException w:name="No List" w:semiHidden="1" w:unhideWhenUsed="1"/>
-    <w:lsdException w:name="Outline List 1" w:semiHidden="1" w:unhideWhenUsed="1"/>
-    <w:lsdException w:name="Outline List 2" w:semiHidden="1" w:unhideWhenUsed="1"/>
-    <w:lsdException w:name="Outline List 3" w:semiHidden="1" w:unhideWhenUsed="1"/>
-    <w:lsdException w:name="Table Simple 1" w:semiHidden="1" w:unhideWhenUsed="1"/>
-    <w:lsdException w:name="Table Simple 2" w:semiHidden="1" w:unhideWhenUsed="1"/>
-    <w:lsdException w:name="Table Simple 3" w:semiHidden="1" w:unhideWhenUsed="1"/>
-    <w:lsdException w:name="Table Classic 1" w:semiHidden="1" w:unhideWhenUsed="1"/>
-    <w:lsdException w:name="Table Classic 2" w:semiHidden="1" w:unhideWhenUsed="1"/>
-    <w:lsdException w:name="Table Classic 3" w:semiHidden="1" w:unhideWhenUsed="1"/>
-    <w:lsdException w:name="Table Classic 4" w:semiHidden="1" w:unhideWhenUsed="1"/>
-    <w:lsdException w:name="Table Colorful 1" w:semiHidden="1" w:unhideWhenUsed="1"/>
-    <w:lsdException w:name="Table Colorful 2" w:semiHidden="1" w:unhideWhenUsed="1"/>
-    <w:lsdException w:name="Table Colorful 3" w:semiHidden="1" w:unhideWhenUsed="1"/>
-    <w:lsdException w:name="Table Columns 1" w:semiHidden="1" w:unhideWhenUsed="1"/>
-    <w:lsdException w:name="Table Columns 2" w:semiHidden="1" w:unhideWhenUsed="1"/>
-    <w:lsdException w:name="Table Columns 3" w:semiHidden="1" w:unhideWhenUsed="1"/>
-    <w:lsdException w:name="Table Columns 4" w:semiHidden="1" w:unhideWhenUsed="1"/>
-    <w:lsdException w:name="Table Columns 5" w:semiHidden="1" w:unhideWhenUsed="1"/>
-    <w:lsdException w:name="Table Grid 1" w:semiHidden="1" w:unhideWhenUsed="1"/>
-    <w:lsdException w:name="Table Grid 2" w:semiHidden="1" w:unhideWhenUsed="1"/>
-    <w:lsdException w:name="Table Grid 3" w:semiHidden="1" w:unhideWhenUsed="1"/>
-    <w:lsdException w:name="Table Grid 4" w:semiHidden="1" w:unhideWhenUsed="1"/>
-    <w:lsdException w:name="Table Grid 5" w:semiHidden="1" w:unhideWhenUsed="1"/>
-    <w:lsdException w:name="Table Grid 6" w:semiHidden="1" w:unhideWhenUsed="1"/>
-    <w:lsdException w:name="Table Grid 7" w:semiHidden="1" w:unhideWhenUsed="1"/>
-    <w:lsdException w:name="Table Grid 8" w:semiHidden="1" w:unhideWhenUsed="1"/>
-    <w:lsdException w:name="Table List 1" w:semiHidden="1" w:unhideWhenUsed="1"/>
-    <w:lsdException w:name="Table List 2" w:semiHidden="1" w:unhideWhenUsed="1"/>
-    <w:lsdException w:name="Table List 3" w:semiHidden="1" w:unhideWhenUsed="1"/>
-    <w:lsdException w:name="Table List 4" w:semiHidden="1" w:unhideWhenUsed="1"/>
-    <w:lsdException w:name="Table List 5" w:semiHidden="1" w:unhideWhenUsed="1"/>
-    <w:lsdException w:name="Table List 6" w:semiHidden="1" w:unhideWhenUsed="1"/>
-    <w:lsdException w:name="Table List 7" w:semiHidden="1" w:unhideWhenUsed="1"/>
-    <w:lsdException w:name="Table List 8" w:semiHidden="1" w:unhideWhenUsed="1"/>
-    <w:lsdException w:name="Table 3D effects 1" w:semiHidden="1" w:unhideWhenUsed="1"/>
-    <w:lsdException w:name="Table 3D effects 2" w:semiHidden="1" w:unhideWhenUsed="1"/>
-    <w:lsdException w:name="Table 3D effects 3" w:semiHidden="1" w:unhideWhenUsed="1"/>
-    <w:lsdException w:name="Table Contemporary" w:semiHidden="1" w:unhideWhenUsed="1"/>
-    <w:lsdException w:name="Table Elegant" w:semiHidden="1" w:unhideWhenUsed="1"/>
-    <w:lsdException w:name="Table Professional" w:semiHidden="1" w:unhideWhenUsed="1"/>
-    <w:lsdException w:name="Table Subtle 1" w:semiHidden="1" w:unhideWhenUsed="1"/>
-    <w:lsdException w:name="Table Subtle 2" w:semiHidden="1" w:unhideWhenUsed="1"/>
-    <w:lsdException w:name="Table Web 1" w:semiHidden="1" w:unhideWhenUsed="1"/>
-    <w:lsdException w:name="Table Web 2" w:semiHidden="1" w:unhideWhenUsed="1"/>
-    <w:lsdException w:name="Table Web 3" w:semiHidden="1" w:unhideWhenUsed="1"/>
-    <w:lsdException w:name="Balloon Text" w:semiHidden="1" w:unhideWhenUsed="1"/>
-    <w:lsdException w:name="Table Grid" w:uiPriority="39"/>
-    <w:lsdException w:name="Table Theme" w:semiHidden="1" w:unhideWhenUsed="1"/>
-    <w:lsdException w:name="Placeholder Text" w:semiHidden="1"/>
-    <w:lsdException w:name="No Spacing" w:uiPriority="1" w:qFormat="1"/>
-    <w:lsdException w:name="Light Shading" w:uiPriority="60"/>
-    <w:lsdException w:name="Light List" w:uiPriority="61"/>
-    <w:lsdException w:name="Light Grid" w:uiPriority="62"/>
-    <w:lsdException w:name="Medium Shading 1" w:uiPriority="63"/>
-    <w:lsdException w:name="Medium Shading 2" w:uiPriority="64"/>
-    <w:lsdException w:name="Medium List 1" w:uiPriority="65"/>
-    <w:lsdException w:name="Medium List 2" w:uiPriority="66"/>
-    <w:lsdException w:name="Medium Grid 1" w:uiPriority="67"/>
-    <w:lsdException w:name="Medium Grid 2" w:uiPriority="68"/>
-    <w:lsdException w:name="Medium Grid 3" w:uiPriority="69"/>
-    <w:lsdException w:name="Dark List" w:uiPriority="70"/>
-    <w:lsdException w:name="Colorful Shading" w:uiPriority="71"/>
-    <w:lsdException w:name="Colorful List" w:uiPriority="72"/>
-    <w:lsdException w:name="Colorful Grid" w:uiPriority="73"/>
-    <w:lsdException w:name="Light Shading Accent 1" w:uiPriority="60"/>
-    <w:lsdException w:name="Light List Accent 1" w:uiPriority="61"/>
-    <w:lsdException w:name="Light Grid Accent 1" w:uiPriority="62"/>
-    <w:lsdException w:name="Medium Shading 1 Accent 1" w:uiPriority="63"/>
-    <w:lsdException w:name="Medium Shading 2 Accent 1" w:uiPriority="64"/>
-    <w:lsdException w:name="Medium List 1 Accent 1" w:uiPriority="65"/>
-    <w:lsdException w:name="Revision" w:semiHidden="1"/>
-    <w:lsdException w:name="List Paragraph" w:uiPriority="34" w:qFormat="1"/>
-    <w:lsdException w:name="Quote" w:uiPriority="29" w:qFormat="1"/>
-    <w:lsdException w:name="Intense Quote" w:uiPriority="30" w:qFormat="1"/>
-    <w:lsdException w:name="Medium List 2 Accent 1" w:uiPriority="66"/>
-    <w:lsdException w:name="Medium Grid 1 Accent 1" w:uiPriority="67"/>
-    <w:lsdException w:name="Medium Grid 2 Accent 1" w:uiPriority="68"/>
-    <w:lsdException w:name="Medium Grid 3 Accent 1" w:uiPriority="69"/>
-    <w:lsdException w:name="Dark List Accent 1" w:uiPriority="70"/>
-    <w:lsdException w:name="Colorful Shading Accent 1" w:uiPriority="71"/>
-    <w:lsdException w:name="Colorful List Accent 1" w:uiPriority="72"/>
-    <w:lsdException w:name="Colorful Grid Accent 1" w:uiPriority="73"/>
-    <w:lsdException w:name="Light Shading Accent 2" w:uiPriority="60"/>
-    <w:lsdException w:name="Light List Accent 2" w:uiPriority="61"/>
-    <w:lsdException w:name="Light Grid Accent 2" w:uiPriority="62"/>
-    <w:lsdException w:name="Medium Shading 1 Accent 2" w:uiPriority="63"/>
-    <w:lsdException w:name="Medium Shading 2 Accent 2" w:uiPriority="64"/>
-    <w:lsdException w:name="Medium List 1 Accent 2" w:uiPriority="65"/>
-    <w:lsdException w:name="Medium List 2 Accent 2" w:uiPriority="66"/>
-    <w:lsdException w:name="Medium Grid 1 Accent 2" w:uiPriority="67"/>
-    <w:lsdException w:name="Medium Grid 2 Accent 2" w:uiPriority="68"/>
-    <w:lsdException w:name="Medium Grid 3 Accent 2" w:uiPriority="69"/>
-    <w:lsdException w:name="Dark List Accent 2" w:uiPriority="70"/>
-    <w:lsdException w:name="Colorful Shading Accent 2" w:uiPriority="71"/>
-    <w:lsdException w:name="Colorful List Accent 2" w:uiPriority="72"/>
-    <w:lsdException w:name="Colorful Grid Accent 2" w:uiPriority="73"/>
-    <w:lsdException w:name="Light Shading Accent 3" w:uiPriority="60"/>
-    <w:lsdException w:name="Light List Accent 3" w:uiPriority="61"/>
-    <w:lsdException w:name="Light Grid Accent 3" w:uiPriority="62"/>
-    <w:lsdException w:name="Medium Shading 1 Accent 3" w:uiPriority="63"/>
-    <w:lsdException w:name="Medium Shading 2 Accent 3" w:uiPriority="64"/>
-    <w:lsdException w:name="Medium List 1 Accent 3" w:uiPriority="65"/>
-    <w:lsdException w:name="Medium List 2 Accent 3" w:uiPriority="66"/>
-    <w:lsdException w:name="Medium Grid 1 Accent 3" w:uiPriority="67"/>
-    <w:lsdException w:name="Medium Grid 2 Accent 3" w:uiPriority="68"/>
-    <w:lsdException w:name="Medium Grid 3 Accent 3" w:uiPriority="69"/>
-    <w:lsdException w:name="Dark List Accent 3" w:uiPriority="70"/>
-    <w:lsdException w:name="Colorful Shading Accent 3" w:uiPriority="71"/>
-    <w:lsdException w:name="Colorful List Accent 3" w:uiPriority="72"/>
-    <w:lsdException w:name="Colorful Grid Accent 3" w:uiPriority="73"/>
-    <w:lsdException w:name="Light Shading Accent 4" w:uiPriority="60"/>
-    <w:lsdException w:name="Light List Accent 4" w:uiPriority="61"/>
-    <w:lsdException w:name="Light Grid Accent 4" w:uiPriority="62"/>
-    <w:lsdException w:name="Medium Shading 1 Accent 4" w:uiPriority="63"/>
-    <w:lsdException w:name="Medium Shading 2 Accent 4" w:uiPriority="64"/>
-    <w:lsdException w:name="Medium List 1 Accent 4" w:uiPriority="65"/>
-    <w:lsdException w:name="Medium List 2 Accent 4" w:uiPriority="66"/>
-    <w:lsdException w:name="Medium Grid 1 Accent 4" w:uiPriority="67"/>
-    <w:lsdException w:name="Medium Grid 2 Accent 4" w:uiPriority="68"/>
-    <w:lsdException w:name="Medium Grid 3 Accent 4" w:uiPriority="69"/>
-    <w:lsdException w:name="Dark List Accent 4" w:uiPriority="70"/>
-    <w:lsdException w:name="Colorful Shading Accent 4" w:uiPriority="71"/>
-    <w:lsdException w:name="Colorful List Accent 4" w:uiPriority="72"/>
-    <w:lsdException w:name="Colorful Grid Accent 4" w:uiPriority="73"/>
-    <w:lsdException w:name="Light Shading Accent 5" w:uiPriority="60"/>
-    <w:lsdException w:name="Light List Accent 5" w:uiPriority="61"/>
-    <w:lsdException w:name="Light Grid Accent 5" w:uiPriority="62"/>
-    <w:lsdException w:name="Medium Shading 1 Accent 5" w:uiPriority="63"/>
-    <w:lsdException w:name="Medium Shading 2 Accent 5" w:uiPriority="64"/>
-    <w:lsdException w:name="Medium List 1 Accent 5" w:uiPriority="65"/>
-    <w:lsdException w:name="Medium List 2 Accent 5" w:uiPriority="66"/>
-    <w:lsdException w:name="Medium Grid 1 Accent 5" w:uiPriority="67"/>
-    <w:lsdException w:name="Medium Grid 2 Accent 5" w:uiPriority="68"/>
-    <w:lsdException w:name="Medium Grid 3 Accent 5" w:uiPriority="69"/>
-    <w:lsdException w:name="Dark List Accent 5" w:uiPriority="70"/>
-    <w:lsdException w:name="Colorful Shading Accent 5" w:uiPriority="71"/>
-    <w:lsdException w:name="Colorful List Accent 5" w:uiPriority="72"/>
-    <w:lsdException w:name="Colorful Grid Accent 5" w:uiPriority="73"/>
-    <w:lsdException w:name="Light Shading Accent 6" w:uiPriority="60"/>
-    <w:lsdException w:name="Light List Accent 6" w:uiPriority="61"/>
-    <w:lsdException w:name="Light Grid Accent 6" w:uiPriority="62"/>
-    <w:lsdException w:name="Medium Shading 1 Accent 6" w:uiPriority="63"/>
-    <w:lsdException w:name="Medium Shading 2 Accent 6" w:uiPriority="64"/>
-    <w:lsdException w:name="Medium List 1 Accent 6" w:uiPriority="65"/>
-    <w:lsdException w:name="Medium List 2 Accent 6" w:uiPriority="66"/>
-    <w:lsdException w:name="Medium Grid 1 Accent 6" w:uiPriority="67"/>
-    <w:lsdException w:name="Medium Grid 2 Accent 6" w:uiPriority="68"/>
-    <w:lsdException w:name="Medium Grid 3 Accent 6" w:uiPriority="69"/>
-    <w:lsdException w:name="Dark List Accent 6" w:uiPriority="70"/>
-    <w:lsdException w:name="Colorful Shading Accent 6" w:uiPriority="71"/>
-    <w:lsdException w:name="Colorful List Accent 6" w:uiPriority="72"/>
-    <w:lsdException w:name="Colorful Grid Accent 6" w:uiPriority="73"/>
-    <w:lsdException w:name="Subtle Emphasis" w:uiPriority="19" w:qFormat="1"/>
-    <w:lsdException w:name="Intense Emphasis" w:uiPriority="21" w:qFormat="1"/>
-    <w:lsdException w:name="Subtle Reference" w:uiPriority="31" w:qFormat="1"/>
-    <w:lsdException w:name="Intense Reference" w:uiPriority="32" w:qFormat="1"/>
-    <w:lsdException w:name="Book Title" w:uiPriority="33" w:qFormat="1"/>
-    <w:lsdException w:name="Bibliography" w:semiHidden="1" w:uiPriority="37" w:unhideWhenUsed="1"/>
-    <w:lsdException w:name="TOC Heading" w:semiHidden="1" w:uiPriority="39" w:unhideWhenUsed="1" w:qFormat="1"/>
-    <w:lsdException w:name="Plain Table 1" w:uiPriority="41"/>
-    <w:lsdException w:name="Plain Table 2" w:uiPriority="42"/>
-    <w:lsdException w:name="Plain Table 3" w:uiPriority="43"/>
-    <w:lsdException w:name="Plain Table 4" w:uiPriority="44"/>
-    <w:lsdException w:name="Plain Table 5" w:uiPriority="45"/>
-    <w:lsdException w:name="Grid Table Light" w:uiPriority="40"/>
-    <w:lsdException w:name="Grid Table 1 Light" w:uiPriority="46"/>
-    <w:lsdException w:name="Grid Table 2" w:uiPriority="47"/>
-    <w:lsdException w:name="Grid Table 3" w:uiPriority="48"/>
-    <w:lsdException w:name="Grid Table 4" w:uiPriority="49"/>
-    <w:lsdException w:name="Grid Table 5 Dark" w:uiPriority="50"/>
-    <w:lsdException w:name="Grid Table 6 Colorful" w:uiPriority="51"/>
-    <w:lsdException w:name="Grid Table 7 Colorful" w:uiPriority="52"/>
-    <w:lsdException w:name="Grid Table 1 Light Accent 1" w:uiPriority="46"/>
-    <w:lsdException w:name="Grid Table 2 Accent 1" w:uiPriority="47"/>
-    <w:lsdException w:name="Grid Table 3 Accent 1" w:uiPriority="48"/>
-    <w:lsdException w:name="Grid Table 4 Accent 1" w:uiPriority="49"/>
-    <w:lsdException w:name="Grid Table 5 Dark Accent 1" w:uiPriority="50"/>
-    <w:lsdException w:name="Grid Table 6 Colorful Accent 1" w:uiPriority="51"/>
-    <w:lsdException w:name="Grid Table 7 Colorful Accent 1" w:uiPriority="52"/>
-    <w:lsdException w:name="Grid Table 1 Light Accent 2" w:uiPriority="46"/>
-    <w:lsdException w:name="Grid Table 2 Accent 2" w:uiPriority="47"/>
-    <w:lsdException w:name="Grid Table 3 Accent 2" w:uiPriority="48"/>
-    <w:lsdException w:name="Grid Table 4 Accent 2" w:uiPriority="49"/>
-    <w:lsdException w:name="Grid Table 5 Dark Accent 2" w:uiPriority="50"/>
-    <w:lsdException w:name="Grid Table 6 Colorful Accent 2" w:uiPriority="51"/>
-    <w:lsdException w:name="Grid Table 7 Colorful Accent 2" w:uiPriority="52"/>
-    <w:lsdException w:name="Grid Table 1 Light Accent 3" w:uiPriority="46"/>
-    <w:lsdException w:name="Grid Table 2 Accent 3" w:uiPriority="47"/>
-    <w:lsdException w:name="Grid Table 3 Accent 3" w:uiPriority="48"/>
-    <w:lsdException w:name="Grid Table 4 Accent 3" w:uiPriority="49"/>
-    <w:lsdException w:name="Grid Table 5 Dark Accent 3" w:uiPriority="50"/>
-    <w:lsdException w:name="Grid Table 6 Colorful Accent 3" w:uiPriority="51"/>
-    <w:lsdException w:name="Grid Table 7 Colorful Accent 3" w:uiPriority="52"/>
-    <w:lsdException w:name="Grid Table 1 Light Accent 4" w:uiPriority="46"/>
-    <w:lsdException w:name="Grid Table 2 Accent 4" w:uiPriority="47"/>
-    <w:lsdException w:name="Grid Table 3 Accent 4" w:uiPriority="48"/>
-    <w:lsdException w:name="Grid Table 4 Accent 4" w:uiPriority="49"/>
-    <w:lsdException w:name="Grid Table 5 Dark Accent 4" w:uiPriority="50"/>
-    <w:lsdException w:name="Grid Table 6 Colorful Accent 4" w:uiPriority="51"/>
-    <w:lsdException w:name="Grid Table 7 Colorful Accent 4" w:uiPriority="52"/>
-    <w:lsdException w:name="Grid Table 1 Light Accent 5" w:uiPriority="46"/>
-    <w:lsdException w:name="Grid Table 2 Accent 5" w:uiPriority="47"/>
-    <w:lsdException w:name="Grid Table 3 Accent 5" w:uiPriority="48"/>
-    <w:lsdException w:name="Grid Table 4 Accent 5" w:uiPriority="49"/>
-    <w:lsdException w:name="Grid Table 5 Dark Accent 5" w:uiPriority="50"/>
-    <w:lsdException w:name="Grid Table 6 Colorful Accent 5" w:uiPriority="51"/>
-    <w:lsdException w:name="Grid Table 7 Colorful Accent 5" w:uiPriority="52"/>
-    <w:lsdException w:name="Grid Table 1 Light Accent 6" w:uiPriority="46"/>
-    <w:lsdException w:name="Grid Table 2 Accent 6" w:uiPriority="47"/>
-    <w:lsdException w:name="Grid Table 3 Accent 6" w:uiPriority="48"/>
-    <w:lsdException w:name="Grid Table 4 Accent 6" w:uiPriority="49"/>
-    <w:lsdException w:name="Grid Table 5 Dark Accent 6" w:uiPriority="50"/>
-    <w:lsdException w:name="Grid Table 6 Colorful Accent 6" w:uiPriority="51"/>
-    <w:lsdException w:name="Grid Table 7 Colorful Accent 6" w:uiPriority="52"/>
-    <w:lsdException w:name="List Table 1 Light" w:uiPriority="46"/>
-    <w:lsdException w:name="List Table 2" w:uiPriority="47"/>
-    <w:lsdException w:name="List Table 3" w:uiPriority="48"/>
-    <w:lsdException w:name="List Table 4" w:uiPriority="49"/>
-    <w:lsdException w:name="List Table 5 Dark" w:uiPriority="50"/>
-    <w:lsdException w:name="List Table 6 Colorful" w:uiPriority="51"/>
-    <w:lsdException w:name="List Table 7 Colorful" w:uiPriority="52"/>
-    <w:lsdException w:name="List Table 1 Light Accent 1" w:uiPriority="46"/>
-    <w:lsdException w:name="List Table 2 Accent 1" w:uiPriority="47"/>
-    <w:lsdException w:name="List Table 3 Accent 1" w:uiPriority="48"/>
-    <w:lsdException w:name="List Table 4 Accent 1" w:uiPriority="49"/>
-    <w:lsdException w:name="List Table 5 Dark Accent 1" w:uiPriority="50"/>
-    <w:lsdException w:name="List Table 6 Colorful Accent 1" w:uiPriority="51"/>
-    <w:lsdException w:name="List Table 7 Colorful Accent 1" w:uiPriority="52"/>
-    <w:lsdException w:name="List Table 1 Light Accent 2" w:uiPriority="46"/>
-    <w:lsdException w:name="List Table 2 Accent 2" w:uiPriority="47"/>
-    <w:lsdException w:name="List Table 3 Accent 2" w:uiPriority="48"/>
-    <w:lsdException w:name="List Table 4 Accent 2" w:uiPriority="49"/>
-    <w:lsdException w:name="List Table 5 Dark Accent 2" w:uiPriority="50"/>
-    <w:lsdException w:name="List Table 6 Colorful Accent 2" w:uiPriority="51"/>
-    <w:lsdException w:name="List Table 7 Colorful Accent 2" w:uiPriority="52"/>
-    <w:lsdException w:name="List Table 1 Light Accent 3" w:uiPriority="46"/>
-    <w:lsdException w:name="List Table 2 Accent 3" w:uiPriority="47"/>
-    <w:lsdException w:name="List Table 3 Accent 3" w:uiPriority="48"/>
-    <w:lsdException w:name="List Table 4 Accent 3" w:uiPriority="49"/>
-    <w:lsdException w:name="List Table 5 Dark Accent 3" w:uiPriority="50"/>
-    <w:lsdException w:name="List Table 6 Colorful Accent 3" w:uiPriority="51"/>
-    <w:lsdException w:name="List Table 7 Colorful Accent 3" w:uiPriority="52"/>
-    <w:lsdException w:name="List Table 1 Light Accent 4" w:uiPriority="46"/>
-    <w:lsdException w:name="List Table 2 Accent 4" w:uiPriority="47"/>
-    <w:lsdException w:name="List Table 3 Accent 4" w:uiPriority="48"/>
-    <w:lsdException w:name="List Table 4 Accent 4" w:uiPriority="49"/>
-    <w:lsdException w:name="List Table 5 Dark Accent 4" w:uiPriority="50"/>
-    <w:lsdException w:name="List Table 6 Colorful Accent 4" w:uiPriority="51"/>
-    <w:lsdException w:name="List Table 7 Colorful Accent 4" w:uiPriority="52"/>
-    <w:lsdException w:name="List Table 1 Light Accent 5" w:uiPriority="46"/>
-    <w:lsdException w:name="List Table 2 Accent 5" w:uiPriority="47"/>
-    <w:lsdException w:name="List Table 3 Accent 5" w:uiPriority="48"/>
-    <w:lsdException w:name="List Table 4 Accent 5" w:uiPriority="49"/>
-    <w:lsdException w:name="List Table 5 Dark Accent 5" w:uiPriority="50"/>
-    <w:lsdException w:name="List Table 6 Colorful Accent 5" w:uiPriority="51"/>
-    <w:lsdException w:name="List Table 7 Colorful Accent 5" w:uiPriority="52"/>
-    <w:lsdException w:name="List Table 1 Light Accent 6" w:uiPriority="46"/>
-    <w:lsdException w:name="List Table 2 Accent 6" w:uiPriority="47"/>
-    <w:lsdException w:name="List Table 3 Accent 6" w:uiPriority="48"/>
-    <w:lsdException w:name="List Table 4 Accent 6" w:uiPriority="49"/>
-    <w:lsdException w:name="List Table 5 Dark Accent 6" w:uiPriority="50"/>
-    <w:lsdException w:name="List Table 6 Colorful Accent 6" w:uiPriority="51"/>
-    <w:lsdException w:name="List Table 7 Colorful Accent 6" w:uiPriority="52"/>
-    <w:lsdException w:name="Mention" w:semiHidden="1" w:unhideWhenUsed="1"/>
-    <w:lsdException w:name="Smart Hyperlink" w:semiHidden="1" w:unhideWhenUsed="1"/>
-    <w:lsdException w:name="Hashtag" w:semiHidden="1" w:unhideWhenUsed="1"/>
-    <w:lsdException w:name="Unresolved Mention" w:semiHidden="1" w:unhideWhenUsed="1"/>
-    <w:lsdException w:name="Smart Link" w:semiHidden="1" w:unhideWhenUsed="1"/>
-  </w:latentStyles>
-  <w:style w:type="paragraph" w:default="1" w:styleId="Normal">
-    <w:name w:val="Normal"/>
-    <w:qFormat/>
-  </w:style>
-  <w:style w:type="character" w:default="1" w:styleId="DefaultParagraphFont">
-    <w:name w:val="Default Paragraph Font"/>
-    <w:uiPriority w:val="1"/>
-    <w:semiHidden/>
-    <w:unhideWhenUsed/>
-  </w:style>
-  <w:style w:type="table" w:default="1" w:styleId="TableNormal">
-    <w:name w:val="Normal Table"/>
-    <w:uiPriority w:val="99"/>
-    <w:semiHidden/>
-    <w:unhideWhenUsed/>
-    <w:tblPr>
-      <w:tblInd w:w="0" w:type="dxa"/>
-      <w:tblCellMar>
-        <w:top w:w="0" w:type="dxa"/>
-        <w:left w:w="108" w:type="dxa"/>
-        <w:bottom w:w="0" w:type="dxa"/>
-        <w:right w:w="108" w:type="dxa"/>
-      </w:tblCellMar>
-    </w:tblPr>
-  </w:style>
-  <w:style w:type="numbering" w:default="1" w:styleId="NoList">
-    <w:name w:val="No List"/>
-    <w:uiPriority w:val="99"/>
-    <w:semiHidden/>
-    <w:unhideWhenUsed/>
-  </w:style>
-  <w:style w:type="paragraph" w:customStyle="1" w:styleId="752A604466E1BF4EAA2518EB64F12ACF">
-    <w:name w:val="752A604466E1BF4EAA2518EB64F12ACF"/>
-  </w:style>
-  <w:style w:type="character" w:styleId="PlaceholderText">
-    <w:name w:val="Placeholder Text"/>
-    <w:basedOn w:val="DefaultParagraphFont"/>
-    <w:uiPriority w:val="99"/>
-    <w:semiHidden/>
-    <w:rsid w:val="00F1395D"/>
-    <w:rPr>
-      <w:b w:val="0"/>
-      <w:color w:val="808080"/>
-    </w:rPr>
-  </w:style>
-  <w:style w:type="paragraph" w:customStyle="1" w:styleId="449B370B42423243ABF0009100B2A0DD">
-    <w:name w:val="449B370B42423243ABF0009100B2A0DD"/>
-    <w:rsid w:val="00F1395D"/>
-    <w:pPr>
-      <w:spacing w:after="200" w:line="259" w:lineRule="auto"/>
-      <w:contextualSpacing/>
-      <w:outlineLvl w:val="0"/>
-    </w:pPr>
-    <w:rPr>
-      <w:rFonts w:asciiTheme="majorHAnsi" w:hAnsiTheme="majorHAnsi"/>
-      <w:b/>
-      <w:color w:val="44546A" w:themeColor="text2"/>
-      <w:sz w:val="18"/>
-      <w:szCs w:val="18"/>
-      <w:lang w:eastAsia="ja-JP"/>
-    </w:rPr>
-  </w:style>
-  <w:style w:type="paragraph" w:customStyle="1" w:styleId="D10F2829A554D24DB0FDBAF349B50495">
-    <w:name w:val="D10F2829A554D24DB0FDBAF349B50495"/>
-    <w:rsid w:val="00F1395D"/>
-    <w:pPr>
-      <w:spacing w:after="200" w:line="259" w:lineRule="auto"/>
-      <w:contextualSpacing/>
-      <w:outlineLvl w:val="0"/>
-    </w:pPr>
-    <w:rPr>
-      <w:rFonts w:asciiTheme="majorHAnsi" w:hAnsiTheme="majorHAnsi"/>
-      <w:b/>
-      <w:color w:val="44546A" w:themeColor="text2"/>
-      <w:sz w:val="18"/>
-      <w:szCs w:val="18"/>
-      <w:lang w:eastAsia="ja-JP"/>
-    </w:rPr>
-  </w:style>
-  <w:style w:type="paragraph" w:customStyle="1" w:styleId="DBB34B3C65444401A49FA3D01BB60E12">
-    <w:name w:val="DBB34B3C65444401A49FA3D01BB60E12"/>
-    <w:rsid w:val="00F1395D"/>
-    <w:pPr>
-      <w:spacing w:after="120" w:line="259" w:lineRule="auto"/>
-    </w:pPr>
-    <w:rPr>
-      <w:color w:val="44546A" w:themeColor="text2"/>
-      <w:sz w:val="18"/>
-      <w:szCs w:val="18"/>
-      <w:lang w:eastAsia="ja-JP"/>
-    </w:rPr>
-  </w:style>
-  <w:style w:type="paragraph" w:customStyle="1" w:styleId="AB322813F468684EBA0AD01704C61D68">
-    <w:name w:val="AB322813F468684EBA0AD01704C61D68"/>
-    <w:rsid w:val="00F1395D"/>
-    <w:pPr>
-      <w:spacing w:after="200" w:line="259" w:lineRule="auto"/>
-      <w:contextualSpacing/>
-      <w:outlineLvl w:val="0"/>
-    </w:pPr>
-    <w:rPr>
-      <w:rFonts w:asciiTheme="majorHAnsi" w:hAnsiTheme="majorHAnsi"/>
-      <w:b/>
-      <w:color w:val="44546A" w:themeColor="text2"/>
-      <w:sz w:val="18"/>
-      <w:szCs w:val="18"/>
-      <w:lang w:eastAsia="ja-JP"/>
-    </w:rPr>
-  </w:style>
-  <w:style w:type="paragraph" w:customStyle="1" w:styleId="0E2B3CC8F040458BA545DEA7DA032B40">
-    <w:name w:val="0E2B3CC8F040458BA545DEA7DA032B40"/>
-    <w:rsid w:val="00F1395D"/>
-    <w:pPr>
-      <w:spacing w:after="120" w:line="259" w:lineRule="auto"/>
-    </w:pPr>
-    <w:rPr>
-      <w:color w:val="44546A" w:themeColor="text2"/>
-      <w:sz w:val="18"/>
-      <w:szCs w:val="18"/>
-      <w:lang w:eastAsia="ja-JP"/>
-    </w:rPr>
-  </w:style>
-  <w:style w:type="paragraph" w:customStyle="1" w:styleId="8EE65F4D91165F41BA593887F71D2A73">
-    <w:name w:val="8EE65F4D91165F41BA593887F71D2A73"/>
-    <w:rsid w:val="00F1395D"/>
-    <w:pPr>
-      <w:spacing w:after="200" w:line="259" w:lineRule="auto"/>
-      <w:contextualSpacing/>
-      <w:outlineLvl w:val="0"/>
-    </w:pPr>
-    <w:rPr>
-      <w:rFonts w:asciiTheme="majorHAnsi" w:hAnsiTheme="majorHAnsi"/>
-      <w:b/>
-      <w:color w:val="44546A" w:themeColor="text2"/>
-      <w:sz w:val="18"/>
-      <w:szCs w:val="18"/>
-      <w:lang w:eastAsia="ja-JP"/>
-    </w:rPr>
-  </w:style>
-  <w:style w:type="paragraph" w:customStyle="1" w:styleId="71564EBB83E246F88814E78E90C15845">
-    <w:name w:val="71564EBB83E246F88814E78E90C15845"/>
-    <w:rsid w:val="00F1395D"/>
-    <w:pPr>
-      <w:spacing w:after="120" w:line="259" w:lineRule="auto"/>
-    </w:pPr>
-    <w:rPr>
-      <w:color w:val="44546A" w:themeColor="text2"/>
-      <w:sz w:val="18"/>
-      <w:szCs w:val="18"/>
-      <w:lang w:eastAsia="ja-JP"/>
-    </w:rPr>
-  </w:style>
-  <w:style w:type="paragraph" w:customStyle="1" w:styleId="F8D627C53B14BB4782B1ADFE46BCCB57">
-    <w:name w:val="F8D627C53B14BB4782B1ADFE46BCCB57"/>
-    <w:rsid w:val="00F1395D"/>
-    <w:pPr>
-      <w:spacing w:after="200" w:line="259" w:lineRule="auto"/>
-      <w:contextualSpacing/>
-      <w:outlineLvl w:val="0"/>
-    </w:pPr>
-    <w:rPr>
-      <w:rFonts w:asciiTheme="majorHAnsi" w:hAnsiTheme="majorHAnsi"/>
-      <w:b/>
-      <w:color w:val="44546A" w:themeColor="text2"/>
-      <w:sz w:val="18"/>
-      <w:szCs w:val="18"/>
-      <w:lang w:eastAsia="ja-JP"/>
-    </w:rPr>
-  </w:style>
-  <w:style w:type="paragraph" w:customStyle="1" w:styleId="A8EF03F4D51F4B5AB8834D316B94B22F">
-    <w:name w:val="A8EF03F4D51F4B5AB8834D316B94B22F"/>
-    <w:rsid w:val="00F1395D"/>
-    <w:pPr>
-      <w:spacing w:after="120" w:line="259" w:lineRule="auto"/>
-    </w:pPr>
-    <w:rPr>
-      <w:color w:val="44546A" w:themeColor="text2"/>
-      <w:sz w:val="18"/>
-      <w:szCs w:val="18"/>
-      <w:lang w:eastAsia="ja-JP"/>
-    </w:rPr>
-  </w:style>
-  <w:style w:type="paragraph" w:customStyle="1" w:styleId="BF5305ADB2C6E84EBC938EE9408808E7">
-    <w:name w:val="BF5305ADB2C6E84EBC938EE9408808E7"/>
-    <w:rsid w:val="00F1395D"/>
-    <w:pPr>
-      <w:spacing w:after="200" w:line="259" w:lineRule="auto"/>
-      <w:contextualSpacing/>
-      <w:outlineLvl w:val="0"/>
-    </w:pPr>
-    <w:rPr>
-      <w:rFonts w:asciiTheme="majorHAnsi" w:hAnsiTheme="majorHAnsi"/>
-      <w:b/>
-      <w:color w:val="44546A" w:themeColor="text2"/>
-      <w:sz w:val="18"/>
-      <w:szCs w:val="18"/>
-      <w:lang w:eastAsia="ja-JP"/>
-    </w:rPr>
-  </w:style>
-  <w:style w:type="paragraph" w:customStyle="1" w:styleId="CB3D381B4E88449FB47CF4F183C0B713">
-    <w:name w:val="CB3D381B4E88449FB47CF4F183C0B713"/>
-    <w:rsid w:val="00F1395D"/>
-    <w:pPr>
-      <w:spacing w:after="120" w:line="259" w:lineRule="auto"/>
-    </w:pPr>
-    <w:rPr>
-      <w:color w:val="44546A" w:themeColor="text2"/>
-      <w:sz w:val="18"/>
-      <w:szCs w:val="18"/>
-      <w:lang w:eastAsia="ja-JP"/>
-    </w:rPr>
-  </w:style>
-  <w:style w:type="paragraph" w:customStyle="1" w:styleId="CB8C4089FA807042A7670DCF934B9071">
-    <w:name w:val="CB8C4089FA807042A7670DCF934B9071"/>
-    <w:rsid w:val="00F1395D"/>
-    <w:pPr>
-      <w:spacing w:after="200" w:line="259" w:lineRule="auto"/>
-      <w:contextualSpacing/>
-      <w:outlineLvl w:val="0"/>
-    </w:pPr>
-    <w:rPr>
-      <w:rFonts w:asciiTheme="majorHAnsi" w:hAnsiTheme="majorHAnsi"/>
-      <w:b/>
-      <w:color w:val="44546A" w:themeColor="text2"/>
-      <w:sz w:val="18"/>
-      <w:szCs w:val="18"/>
-      <w:lang w:eastAsia="ja-JP"/>
-    </w:rPr>
-  </w:style>
-  <w:style w:type="paragraph" w:customStyle="1" w:styleId="C35E7D1CF1A049E5B441F6B5616C5EC4">
-    <w:name w:val="C35E7D1CF1A049E5B441F6B5616C5EC4"/>
-    <w:rsid w:val="00F1395D"/>
-    <w:pPr>
-      <w:spacing w:after="120" w:line="259" w:lineRule="auto"/>
-    </w:pPr>
-    <w:rPr>
-      <w:color w:val="44546A" w:themeColor="text2"/>
-      <w:sz w:val="18"/>
-      <w:szCs w:val="18"/>
-      <w:lang w:eastAsia="ja-JP"/>
-    </w:rPr>
-  </w:style>
-  <w:style w:type="paragraph" w:customStyle="1" w:styleId="932F8FD82D7E456FB631CC0BBCD27305">
-    <w:name w:val="932F8FD82D7E456FB631CC0BBCD27305"/>
-    <w:rsid w:val="004E5BA3"/>
-    <w:pPr>
-      <w:spacing w:after="160" w:line="259" w:lineRule="auto"/>
-    </w:pPr>
-    <w:rPr>
-      <w:sz w:val="22"/>
-      <w:szCs w:val="22"/>
-    </w:rPr>
-  </w:style>
-  <w:style w:type="paragraph" w:customStyle="1" w:styleId="4E95D84E3ABE4429B8F5914116F8DD14">
-    <w:name w:val="4E95D84E3ABE4429B8F5914116F8DD14"/>
-    <w:rsid w:val="004E5BA3"/>
-    <w:pPr>
-      <w:spacing w:after="160" w:line="259" w:lineRule="auto"/>
-    </w:pPr>
-    <w:rPr>
-      <w:sz w:val="22"/>
-      <w:szCs w:val="22"/>
-    </w:rPr>
-  </w:style>
-  <w:style w:type="paragraph" w:customStyle="1" w:styleId="62CFBE4ED3224400BA935471313C4DA4">
-    <w:name w:val="62CFBE4ED3224400BA935471313C4DA4"/>
-    <w:rsid w:val="004E5BA3"/>
-    <w:pPr>
-      <w:spacing w:after="160" w:line="259" w:lineRule="auto"/>
-    </w:pPr>
-    <w:rPr>
-      <w:sz w:val="22"/>
-      <w:szCs w:val="22"/>
-    </w:rPr>
-  </w:style>
-  <w:style w:type="paragraph" w:customStyle="1" w:styleId="7F484976ADE649CBAD7ABA15775812BD">
-    <w:name w:val="7F484976ADE649CBAD7ABA15775812BD"/>
-    <w:rsid w:val="004E5BA3"/>
-    <w:pPr>
-      <w:spacing w:after="160" w:line="259" w:lineRule="auto"/>
-    </w:pPr>
-    <w:rPr>
-      <w:sz w:val="22"/>
-      <w:szCs w:val="22"/>
-    </w:rPr>
-  </w:style>
-  <w:style w:type="paragraph" w:customStyle="1" w:styleId="E67E6554EE2947EA9C360133B5F08D43">
-    <w:name w:val="E67E6554EE2947EA9C360133B5F08D43"/>
-    <w:rsid w:val="004E5BA3"/>
-    <w:pPr>
-      <w:spacing w:after="160" w:line="259" w:lineRule="auto"/>
-    </w:pPr>
-    <w:rPr>
-      <w:sz w:val="22"/>
-      <w:szCs w:val="22"/>
-    </w:rPr>
-  </w:style>
-  <w:style w:type="paragraph" w:customStyle="1" w:styleId="C067D8681AD941FD898A1F2CBAB2103D">
-    <w:name w:val="C067D8681AD941FD898A1F2CBAB2103D"/>
-    <w:rsid w:val="004E5BA3"/>
-    <w:pPr>
-      <w:spacing w:after="160" w:line="259" w:lineRule="auto"/>
-    </w:pPr>
-    <w:rPr>
-      <w:sz w:val="22"/>
-      <w:szCs w:val="22"/>
-    </w:rPr>
-  </w:style>
-  <w:style w:type="paragraph" w:customStyle="1" w:styleId="6E3D57774CA3445C877889F660CBF30E">
-    <w:name w:val="6E3D57774CA3445C877889F660CBF30E"/>
-    <w:rsid w:val="004E5BA3"/>
-    <w:pPr>
-      <w:spacing w:after="160" w:line="259" w:lineRule="auto"/>
-    </w:pPr>
-    <w:rPr>
-      <w:sz w:val="22"/>
-      <w:szCs w:val="22"/>
-    </w:rPr>
-  </w:style>
-  <w:style w:type="paragraph" w:customStyle="1" w:styleId="FA5FF29E28DD475D81B8BF9C8897D879">
-    <w:name w:val="FA5FF29E28DD475D81B8BF9C8897D879"/>
-    <w:rsid w:val="004E5BA3"/>
-    <w:pPr>
-      <w:spacing w:after="160" w:line="259" w:lineRule="auto"/>
-    </w:pPr>
-    <w:rPr>
-      <w:sz w:val="22"/>
-      <w:szCs w:val="22"/>
-    </w:rPr>
-  </w:style>
-  <w:style w:type="paragraph" w:customStyle="1" w:styleId="2A4D287F5F5D48CE8D37C3E3A7CC50E3">
-    <w:name w:val="2A4D287F5F5D48CE8D37C3E3A7CC50E3"/>
-    <w:rsid w:val="004E5BA3"/>
-    <w:pPr>
-      <w:spacing w:after="160" w:line="259" w:lineRule="auto"/>
-    </w:pPr>
-    <w:rPr>
-      <w:sz w:val="22"/>
-      <w:szCs w:val="22"/>
-    </w:rPr>
-  </w:style>
-  <w:style w:type="paragraph" w:customStyle="1" w:styleId="5BBD08BD1B0F480196CE67DC0BE92A82">
-    <w:name w:val="5BBD08BD1B0F480196CE67DC0BE92A82"/>
-    <w:rsid w:val="004E5BA3"/>
-    <w:pPr>
-      <w:spacing w:after="160" w:line="259" w:lineRule="auto"/>
-    </w:pPr>
-    <w:rPr>
-      <w:sz w:val="22"/>
-      <w:szCs w:val="22"/>
-    </w:rPr>
-  </w:style>
-  <w:style w:type="paragraph" w:customStyle="1" w:styleId="A63A8A90B9C0410CBE7641F2E569282D">
-    <w:name w:val="A63A8A90B9C0410CBE7641F2E569282D"/>
-    <w:rsid w:val="004E5BA3"/>
-    <w:pPr>
-      <w:spacing w:after="160" w:line="259" w:lineRule="auto"/>
-    </w:pPr>
-    <w:rPr>
-      <w:sz w:val="22"/>
-      <w:szCs w:val="22"/>
-    </w:rPr>
-  </w:style>
-  <w:style w:type="paragraph" w:customStyle="1" w:styleId="736BF59AB6AA42DDB9CFB189FF4AFA0D">
-    <w:name w:val="736BF59AB6AA42DDB9CFB189FF4AFA0D"/>
-    <w:rsid w:val="004E5BA3"/>
-    <w:pPr>
-      <w:spacing w:after="160" w:line="259" w:lineRule="auto"/>
-    </w:pPr>
-    <w:rPr>
-      <w:sz w:val="22"/>
-      <w:szCs w:val="22"/>
-    </w:rPr>
-  </w:style>
-  <w:style w:type="paragraph" w:customStyle="1" w:styleId="14A907F4AE56466FB426CB5BC4407C3D">
-    <w:name w:val="14A907F4AE56466FB426CB5BC4407C3D"/>
-    <w:rsid w:val="004E5BA3"/>
-    <w:pPr>
-      <w:spacing w:after="160" w:line="259" w:lineRule="auto"/>
-    </w:pPr>
-    <w:rPr>
-      <w:sz w:val="22"/>
-      <w:szCs w:val="22"/>
-    </w:rPr>
-  </w:style>
-  <w:style w:type="paragraph" w:customStyle="1" w:styleId="936D545B13AC492A973380398D37EEDE">
-    <w:name w:val="936D545B13AC492A973380398D37EEDE"/>
-    <w:rsid w:val="004E5BA3"/>
-    <w:pPr>
-      <w:spacing w:after="160" w:line="259" w:lineRule="auto"/>
-    </w:pPr>
-    <w:rPr>
-      <w:sz w:val="22"/>
-      <w:szCs w:val="22"/>
-    </w:rPr>
-  </w:style>
-  <w:style w:type="paragraph" w:customStyle="1" w:styleId="31BCDE56E48B47A8B982DBD8D67DB36F">
-    <w:name w:val="31BCDE56E48B47A8B982DBD8D67DB36F"/>
-    <w:rsid w:val="004E5BA3"/>
-    <w:pPr>
-      <w:spacing w:after="160" w:line="259" w:lineRule="auto"/>
-    </w:pPr>
-    <w:rPr>
-      <w:sz w:val="22"/>
-      <w:szCs w:val="22"/>
-    </w:rPr>
-  </w:style>
-</w:styles>
-</file>
-
-<file path=word/glossary/webSettings2.xml><?xml version="1.0" encoding="utf-8"?>
-<w:webSettings xmlns:mc="http://schemas.openxmlformats.org/markup-compatibility/2006" xmlns:r="http://schemas.openxmlformats.org/officeDocument/2006/relationships" xmlns:w="http://schemas.openxmlformats.org/wordprocessingml/2006/main" xmlns:w14="http://schemas.microsoft.com/office/word/2010/wordml" xmlns:w15="http://schemas.microsoft.com/office/word/2012/wordml" xmlns:w16cex="http://schemas.microsoft.com/office/word/2018/wordml/cex" xmlns:w16cid="http://schemas.microsoft.com/office/word/2016/wordml/cid" xmlns:w16="http://schemas.microsoft.com/office/word/2018/wordml" xmlns:w16sdtdh="http://schemas.microsoft.com/office/word/2020/wordml/sdtdatahash" xmlns:w16se="http://schemas.microsoft.com/office/word/2015/wordml/symex" mc:Ignorable="w14 w15 w16se w16cid w16 w16cex w16sdtdh">
-  <w:optimizeForBrowser/>
-  <w:allowPNG/>
-</w:webSettings>
-</file>
-
 <file path=word/theme/theme11.xml><?xml version="1.0" encoding="utf-8"?>
 <a:theme xmlns:a="http://schemas.openxmlformats.org/drawingml/2006/main" name="Memo Simple">
   <a:themeElements>
@@ -3064,359 +1773,6 @@
 </a:theme>
 </file>
 
-<file path=customXml/item13.xml><?xml version="1.0" encoding="utf-8"?>
-<b:Sources xmlns:b="http://schemas.openxmlformats.org/officeDocument/2006/bibliography" xmlns="http://schemas.openxmlformats.org/officeDocument/2006/bibliography" SelectedStyle="\APASixthEditionOfficeOnline.xsl" StyleName="APA" Version="6"/>
-</file>
-
-<file path=customXml/item24.xml><?xml version="1.0" encoding="utf-8"?>
-<ct:contentTypeSchema xmlns:ct="http://schemas.microsoft.com/office/2006/metadata/contentType" xmlns:ma="http://schemas.microsoft.com/office/2006/metadata/properties/metaAttributes" ct:_="" ma:_="" ma:contentTypeName="Document" ma:contentTypeID="0x01010079F111ED35F8CC479449609E8A0923A6" ma:contentTypeVersion="26" ma:contentTypeDescription="Create a new document." ma:contentTypeScope="" ma:versionID="ac37c1753acd5e330d2062ccec26ea66">
-  <xsd:schema xmlns:xsd="http://www.w3.org/2001/XMLSchema" xmlns:xs="http://www.w3.org/2001/XMLSchema" xmlns:p="http://schemas.microsoft.com/office/2006/metadata/properties" xmlns:ns1="http://schemas.microsoft.com/sharepoint/v3" xmlns:ns2="71af3243-3dd4-4a8d-8c0d-dd76da1f02a5" xmlns:ns3="16c05727-aa75-4e4a-9b5f-8a80a1165891" xmlns:ns4="230e9df3-be65-4c73-a93b-d1236ebd677e" targetNamespace="http://schemas.microsoft.com/office/2006/metadata/properties" ma:root="true" ma:fieldsID="3b340c7101c92c5120abd06486f94548" ns1:_="" ns2:_="" ns3:_="" ns4:_="">
-    <xsd:import namespace="http://schemas.microsoft.com/sharepoint/v3"/>
-    <xsd:import namespace="71af3243-3dd4-4a8d-8c0d-dd76da1f02a5"/>
-    <xsd:import namespace="16c05727-aa75-4e4a-9b5f-8a80a1165891"/>
-    <xsd:import namespace="230e9df3-be65-4c73-a93b-d1236ebd677e"/>
-    <xsd:element name="properties">
-      <xsd:complexType>
-        <xsd:sequence>
-          <xsd:element name="documentManagement">
-            <xsd:complexType>
-              <xsd:all>
-                <xsd:element ref="ns2:Status" minOccurs="0"/>
-                <xsd:element ref="ns2:Image" minOccurs="0"/>
-                <xsd:element ref="ns2:MediaServiceMetadata" minOccurs="0"/>
-                <xsd:element ref="ns2:MediaServiceFastMetadata" minOccurs="0"/>
-                <xsd:element ref="ns2:MediaServiceOCR" minOccurs="0"/>
-                <xsd:element ref="ns2:MediaServiceAutoTags" minOccurs="0"/>
-                <xsd:element ref="ns2:MediaServiceEventHashCode" minOccurs="0"/>
-                <xsd:element ref="ns2:MediaServiceGenerationTime" minOccurs="0"/>
-                <xsd:element ref="ns3:SharedWithUsers" minOccurs="0"/>
-                <xsd:element ref="ns3:SharedWithDetails" minOccurs="0"/>
-                <xsd:element ref="ns2:MediaServiceAutoKeyPoints" minOccurs="0"/>
-                <xsd:element ref="ns2:MediaServiceKeyPoints" minOccurs="0"/>
-                <xsd:element ref="ns2:MediaServiceDateTaken" minOccurs="0"/>
-                <xsd:element ref="ns1:_ip_UnifiedCompliancePolicyProperties" minOccurs="0"/>
-                <xsd:element ref="ns1:_ip_UnifiedCompliancePolicyUIAction" minOccurs="0"/>
-                <xsd:element ref="ns4:TaxCatchAll" minOccurs="0"/>
-                <xsd:element ref="ns2:ImageTagsTaxHTField" minOccurs="0"/>
-                <xsd:element ref="ns2:MediaServiceLocation" minOccurs="0"/>
-                <xsd:element ref="ns2:MediaLengthInSeconds" minOccurs="0"/>
-                <xsd:element ref="ns2:Background" minOccurs="0"/>
-                <xsd:element ref="ns2:MediaServiceSearchProperties" minOccurs="0"/>
-                <xsd:element ref="ns2:MediaServiceDocTags" minOccurs="0"/>
-              </xsd:all>
-            </xsd:complexType>
-          </xsd:element>
-        </xsd:sequence>
-      </xsd:complexType>
-    </xsd:element>
-  </xsd:schema>
-  <xsd:schema xmlns:xsd="http://www.w3.org/2001/XMLSchema" xmlns:xs="http://www.w3.org/2001/XMLSchema" xmlns:dms="http://schemas.microsoft.com/office/2006/documentManagement/types" xmlns:pc="http://schemas.microsoft.com/office/infopath/2007/PartnerControls" targetNamespace="http://schemas.microsoft.com/sharepoint/v3" elementFormDefault="qualified">
-    <xsd:import namespace="http://schemas.microsoft.com/office/2006/documentManagement/types"/>
-    <xsd:import namespace="http://schemas.microsoft.com/office/infopath/2007/PartnerControls"/>
-    <xsd:element name="_ip_UnifiedCompliancePolicyProperties" ma:index="20" nillable="true" ma:displayName="Unified Compliance Policy Properties" ma:hidden="true" ma:internalName="_ip_UnifiedCompliancePolicyProperties" ma:readOnly="false">
-      <xsd:simpleType>
-        <xsd:restriction base="dms:Note"/>
-      </xsd:simpleType>
-    </xsd:element>
-    <xsd:element name="_ip_UnifiedCompliancePolicyUIAction" ma:index="21" nillable="true" ma:displayName="Unified Compliance Policy UI Action" ma:hidden="true" ma:internalName="_ip_UnifiedCompliancePolicyUIAction" ma:readOnly="false">
-      <xsd:simpleType>
-        <xsd:restriction base="dms:Text"/>
-      </xsd:simpleType>
-    </xsd:element>
-  </xsd:schema>
-  <xsd:schema xmlns:xsd="http://www.w3.org/2001/XMLSchema" xmlns:xs="http://www.w3.org/2001/XMLSchema" xmlns:dms="http://schemas.microsoft.com/office/2006/documentManagement/types" xmlns:pc="http://schemas.microsoft.com/office/infopath/2007/PartnerControls" targetNamespace="71af3243-3dd4-4a8d-8c0d-dd76da1f02a5" elementFormDefault="qualified">
-    <xsd:import namespace="http://schemas.microsoft.com/office/2006/documentManagement/types"/>
-    <xsd:import namespace="http://schemas.microsoft.com/office/infopath/2007/PartnerControls"/>
-    <xsd:element name="Status" ma:index="2" nillable="true" ma:displayName="Status" ma:default="Not started" ma:format="Dropdown" ma:internalName="Status" ma:readOnly="false">
-      <xsd:simpleType>
-        <xsd:restriction base="dms:Choice">
-          <xsd:enumeration value="Not started"/>
-          <xsd:enumeration value="In Progress"/>
-          <xsd:enumeration value="Completed"/>
-        </xsd:restriction>
-      </xsd:simpleType>
-    </xsd:element>
-    <xsd:element name="Image" ma:index="3" nillable="true" ma:displayName="Image" ma:format="Image" ma:internalName="Image" ma:readOnly="false">
-      <xsd:complexType>
-        <xsd:complexContent>
-          <xsd:extension base="dms:URL">
-            <xsd:sequence>
-              <xsd:element name="Url" type="dms:ValidUrl" minOccurs="0" nillable="true"/>
-              <xsd:element name="Description" type="xsd:string" nillable="true"/>
-            </xsd:sequence>
-          </xsd:extension>
-        </xsd:complexContent>
-      </xsd:complexType>
-    </xsd:element>
-    <xsd:element name="MediaServiceMetadata" ma:index="8" nillable="true" ma:displayName="MediaServiceMetadata" ma:hidden="true" ma:internalName="MediaServiceMetadata" ma:readOnly="true">
-      <xsd:simpleType>
-        <xsd:restriction base="dms:Note"/>
-      </xsd:simpleType>
-    </xsd:element>
-    <xsd:element name="MediaServiceFastMetadata" ma:index="9" nillable="true" ma:displayName="MediaServiceFastMetadata" ma:hidden="true" ma:internalName="MediaServiceFastMetadata" ma:readOnly="true">
-      <xsd:simpleType>
-        <xsd:restriction base="dms:Note"/>
-      </xsd:simpleType>
-    </xsd:element>
-    <xsd:element name="MediaServiceOCR" ma:index="10" nillable="true" ma:displayName="MediaServiceOCR" ma:hidden="true" ma:internalName="MediaServiceOCR" ma:readOnly="true">
-      <xsd:simpleType>
-        <xsd:restriction base="dms:Note"/>
-      </xsd:simpleType>
-    </xsd:element>
-    <xsd:element name="MediaServiceAutoTags" ma:index="11" nillable="true" ma:displayName="MediaServiceAutoTags" ma:hidden="true" ma:internalName="MediaServiceAutoTags" ma:readOnly="true">
-      <xsd:simpleType>
-        <xsd:restriction base="dms:Text"/>
-      </xsd:simpleType>
-    </xsd:element>
-    <xsd:element name="MediaServiceEventHashCode" ma:index="12" nillable="true" ma:displayName="MediaServiceEventHashCode" ma:hidden="true" ma:internalName="MediaServiceEventHashCode" ma:readOnly="true">
-      <xsd:simpleType>
-        <xsd:restriction base="dms:Text"/>
-      </xsd:simpleType>
-    </xsd:element>
-    <xsd:element name="MediaServiceGenerationTime" ma:index="13" nillable="true" ma:displayName="MediaServiceGenerationTime" ma:hidden="true" ma:internalName="MediaServiceGenerationTime" ma:readOnly="true">
-      <xsd:simpleType>
-        <xsd:restriction base="dms:Text"/>
-      </xsd:simpleType>
-    </xsd:element>
-    <xsd:element name="MediaServiceAutoKeyPoints" ma:index="16" nillable="true" ma:displayName="MediaServiceAutoKeyPoints" ma:hidden="true" ma:internalName="MediaServiceAutoKeyPoints" ma:readOnly="true">
-      <xsd:simpleType>
-        <xsd:restriction base="dms:Note"/>
-      </xsd:simpleType>
-    </xsd:element>
-    <xsd:element name="MediaServiceKeyPoints" ma:index="17" nillable="true" ma:displayName="KeyPoints" ma:hidden="true" ma:internalName="MediaServiceKeyPoints" ma:readOnly="false">
-      <xsd:simpleType>
-        <xsd:restriction base="dms:Note"/>
-      </xsd:simpleType>
-    </xsd:element>
-    <xsd:element name="MediaServiceDateTaken" ma:index="18" nillable="true" ma:displayName="MediaServiceDateTaken" ma:hidden="true" ma:internalName="MediaServiceDateTaken" ma:readOnly="true">
-      <xsd:simpleType>
-        <xsd:restriction base="dms:Text"/>
-      </xsd:simpleType>
-    </xsd:element>
-    <xsd:element name="ImageTagsTaxHTField" ma:index="25" nillable="true" ma:taxonomy="true" ma:internalName="ImageTagsTaxHTField" ma:taxonomyFieldName="MediaServiceImageTags" ma:displayName="Image Tags" ma:readOnly="false" ma:fieldId="{5cf76f15-5ced-4ddc-b409-7134ff3c332f}" ma:taxonomyMulti="true" ma:sspId="e385fb40-52d4-4fae-9c5b-3e8ff8a5878e" ma:termSetId="09814cd3-568e-fe90-9814-8d621ff8fb84" ma:anchorId="fba54fb3-c3e1-fe81-a776-ca4b69148c4d" ma:open="true" ma:isKeyword="false">
-      <xsd:complexType>
-        <xsd:sequence>
-          <xsd:element ref="pc:Terms" minOccurs="0" maxOccurs="1"/>
-        </xsd:sequence>
-      </xsd:complexType>
-    </xsd:element>
-    <xsd:element name="MediaServiceLocation" ma:index="26" nillable="true" ma:displayName="Location" ma:hidden="true" ma:internalName="MediaServiceLocation" ma:readOnly="true">
-      <xsd:simpleType>
-        <xsd:restriction base="dms:Text"/>
-      </xsd:simpleType>
-    </xsd:element>
-    <xsd:element name="MediaLengthInSeconds" ma:index="27" nillable="true" ma:displayName="MediaLengthInSeconds" ma:hidden="true" ma:internalName="MediaLengthInSeconds" ma:readOnly="true">
-      <xsd:simpleType>
-        <xsd:restriction base="dms:Unknown"/>
-      </xsd:simpleType>
-    </xsd:element>
-    <xsd:element name="Background" ma:index="28" nillable="true" ma:displayName="Background" ma:default="0" ma:format="Dropdown" ma:internalName="Background">
-      <xsd:simpleType>
-        <xsd:restriction base="dms:Boolean"/>
-      </xsd:simpleType>
-    </xsd:element>
-    <xsd:element name="MediaServiceSearchProperties" ma:index="29" nillable="true" ma:displayName="MediaServiceSearchProperties" ma:hidden="true" ma:internalName="MediaServiceSearchProperties" ma:readOnly="true">
-      <xsd:simpleType>
-        <xsd:restriction base="dms:Note"/>
-      </xsd:simpleType>
-    </xsd:element>
-    <xsd:element name="MediaServiceDocTags" ma:index="30" nillable="true" ma:displayName="MediaServiceDocTags" ma:hidden="true" ma:internalName="MediaServiceDocTags" ma:readOnly="true">
-      <xsd:simpleType>
-        <xsd:restriction base="dms:Note"/>
-      </xsd:simpleType>
-    </xsd:element>
-  </xsd:schema>
-  <xsd:schema xmlns:xsd="http://www.w3.org/2001/XMLSchema" xmlns:xs="http://www.w3.org/2001/XMLSchema" xmlns:dms="http://schemas.microsoft.com/office/2006/documentManagement/types" xmlns:pc="http://schemas.microsoft.com/office/infopath/2007/PartnerControls" targetNamespace="16c05727-aa75-4e4a-9b5f-8a80a1165891" elementFormDefault="qualified">
-    <xsd:import namespace="http://schemas.microsoft.com/office/2006/documentManagement/types"/>
-    <xsd:import namespace="http://schemas.microsoft.com/office/infopath/2007/PartnerControls"/>
-    <xsd:element name="SharedWithUsers" ma:index="14" nillable="true" ma:displayName="Shared With" ma:hidden="true" ma:internalName="SharedWithUsers" ma:readOnly="true">
-      <xsd:complexType>
-        <xsd:complexContent>
-          <xsd:extension base="dms:UserMulti">
-            <xsd:sequence>
-              <xsd:element name="UserInfo" minOccurs="0" maxOccurs="unbounded">
-                <xsd:complexType>
-                  <xsd:sequence>
-                    <xsd:element name="DisplayName" type="xsd:string" minOccurs="0"/>
-                    <xsd:element name="AccountId" type="dms:UserId" minOccurs="0" nillable="true"/>
-                    <xsd:element name="AccountType" type="xsd:string" minOccurs="0"/>
-                  </xsd:sequence>
-                </xsd:complexType>
-              </xsd:element>
-            </xsd:sequence>
-          </xsd:extension>
-        </xsd:complexContent>
-      </xsd:complexType>
-    </xsd:element>
-    <xsd:element name="SharedWithDetails" ma:index="15" nillable="true" ma:displayName="Shared With Details" ma:hidden="true" ma:internalName="SharedWithDetails" ma:readOnly="true">
-      <xsd:simpleType>
-        <xsd:restriction base="dms:Note"/>
-      </xsd:simpleType>
-    </xsd:element>
-  </xsd:schema>
-  <xsd:schema xmlns:xsd="http://www.w3.org/2001/XMLSchema" xmlns:xs="http://www.w3.org/2001/XMLSchema" xmlns:dms="http://schemas.microsoft.com/office/2006/documentManagement/types" xmlns:pc="http://schemas.microsoft.com/office/infopath/2007/PartnerControls" targetNamespace="230e9df3-be65-4c73-a93b-d1236ebd677e" elementFormDefault="qualified">
-    <xsd:import namespace="http://schemas.microsoft.com/office/2006/documentManagement/types"/>
-    <xsd:import namespace="http://schemas.microsoft.com/office/infopath/2007/PartnerControls"/>
-    <xsd:element name="TaxCatchAll" ma:index="23" nillable="true" ma:displayName="Taxonomy Catch All Column" ma:hidden="true" ma:list="{3f6bfcbc-3db3-4ae6-bd76-326f0798ad28}" ma:internalName="TaxCatchAll" ma:readOnly="false" ma:showField="CatchAllData" ma:web="16c05727-aa75-4e4a-9b5f-8a80a1165891">
-      <xsd:complexType>
-        <xsd:complexContent>
-          <xsd:extension base="dms:MultiChoiceLookup">
-            <xsd:sequence>
-              <xsd:element name="Value" type="dms:Lookup" maxOccurs="unbounded" minOccurs="0" nillable="true"/>
-            </xsd:sequence>
-          </xsd:extension>
-        </xsd:complexContent>
-      </xsd:complexType>
-    </xsd:element>
-  </xsd:schema>
-  <xsd:schema xmlns="http://schemas.openxmlformats.org/package/2006/metadata/core-properties" xmlns:xsd="http://www.w3.org/2001/XMLSchema" xmlns:xsi="http://www.w3.org/2001/XMLSchema-instance" xmlns:dc="http://purl.org/dc/elements/1.1/" xmlns:dcterms="http://purl.org/dc/terms/" xmlns:odoc="http://schemas.microsoft.com/internal/obd" targetNamespace="http://schemas.openxmlformats.org/package/2006/metadata/core-properties" elementFormDefault="qualified" attributeFormDefault="unqualified" blockDefault="#all">
-    <xsd:import namespace="http://purl.org/dc/elements/1.1/" schemaLocation="http://dublincore.org/schemas/xmls/qdc/2003/04/02/dc.xsd"/>
-    <xsd:import namespace="http://purl.org/dc/terms/" schemaLocation="http://dublincore.org/schemas/xmls/qdc/2003/04/02/dcterms.xsd"/>
-    <xsd:element name="coreProperties" type="CT_coreProperties"/>
-    <xsd:complexType name="CT_coreProperties">
-      <xsd:all>
-        <xsd:element ref="dc:creator" minOccurs="0" maxOccurs="1"/>
-        <xsd:element ref="dcterms:created" minOccurs="0" maxOccurs="1"/>
-        <xsd:element ref="dc:identifier" minOccurs="0" maxOccurs="1"/>
-        <xsd:element name="contentType" minOccurs="0" maxOccurs="1" type="xsd:string" ma:displayName="Content Type"/>
-        <xsd:element ref="dc:title" minOccurs="0" maxOccurs="1" ma:index="1" ma:displayName="Title"/>
-        <xsd:element ref="dc:subject" minOccurs="0" maxOccurs="1"/>
-        <xsd:element ref="dc:description" minOccurs="0" maxOccurs="1"/>
-        <xsd:element name="keywords" minOccurs="0" maxOccurs="1" type="xsd:string"/>
-        <xsd:element ref="dc:language" minOccurs="0" maxOccurs="1"/>
-        <xsd:element name="category" minOccurs="0" maxOccurs="1" type="xsd:string"/>
-        <xsd:element name="version" minOccurs="0" maxOccurs="1" type="xsd:string"/>
-        <xsd:element name="revision" minOccurs="0" maxOccurs="1" type="xsd:string">
-          <xsd:annotation>
-            <xsd:documentation>
-                        This value indicates the number of saves or revisions. The application is responsible for updating this value after each revision.
-                    </xsd:documentation>
-          </xsd:annotation>
-        </xsd:element>
-        <xsd:element name="lastModifiedBy" minOccurs="0" maxOccurs="1" type="xsd:string"/>
-        <xsd:element ref="dcterms:modified" minOccurs="0" maxOccurs="1"/>
-        <xsd:element name="contentStatus" minOccurs="0" maxOccurs="1" type="xsd:string"/>
-      </xsd:all>
-    </xsd:complexType>
-  </xsd:schema>
-  <xs:schema xmlns:pc="http://schemas.microsoft.com/office/infopath/2007/PartnerControls" xmlns:xs="http://www.w3.org/2001/XMLSchema" targetNamespace="http://schemas.microsoft.com/office/infopath/2007/PartnerControls" elementFormDefault="qualified" attributeFormDefault="unqualified">
-    <xs:element name="Person">
-      <xs:complexType>
-        <xs:sequence>
-          <xs:element ref="pc:DisplayName" minOccurs="0"/>
-          <xs:element ref="pc:AccountId" minOccurs="0"/>
-          <xs:element ref="pc:AccountType" minOccurs="0"/>
-        </xs:sequence>
-      </xs:complexType>
-    </xs:element>
-    <xs:element name="DisplayName" type="xs:string"/>
-    <xs:element name="AccountId" type="xs:string"/>
-    <xs:element name="AccountType" type="xs:string"/>
-    <xs:element name="BDCAssociatedEntity">
-      <xs:complexType>
-        <xs:sequence>
-          <xs:element ref="pc:BDCEntity" minOccurs="0" maxOccurs="unbounded"/>
-        </xs:sequence>
-        <xs:attribute ref="pc:EntityNamespace"/>
-        <xs:attribute ref="pc:EntityName"/>
-        <xs:attribute ref="pc:SystemInstanceName"/>
-        <xs:attribute ref="pc:AssociationName"/>
-      </xs:complexType>
-    </xs:element>
-    <xs:attribute name="EntityNamespace" type="xs:string"/>
-    <xs:attribute name="EntityName" type="xs:string"/>
-    <xs:attribute name="SystemInstanceName" type="xs:string"/>
-    <xs:attribute name="AssociationName" type="xs:string"/>
-    <xs:element name="BDCEntity">
-      <xs:complexType>
-        <xs:sequence>
-          <xs:element ref="pc:EntityDisplayName" minOccurs="0"/>
-          <xs:element ref="pc:EntityInstanceReference" minOccurs="0"/>
-          <xs:element ref="pc:EntityId1" minOccurs="0"/>
-          <xs:element ref="pc:EntityId2" minOccurs="0"/>
-          <xs:element ref="pc:EntityId3" minOccurs="0"/>
-          <xs:element ref="pc:EntityId4" minOccurs="0"/>
-          <xs:element ref="pc:EntityId5" minOccurs="0"/>
-        </xs:sequence>
-      </xs:complexType>
-    </xs:element>
-    <xs:element name="EntityDisplayName" type="xs:string"/>
-    <xs:element name="EntityInstanceReference" type="xs:string"/>
-    <xs:element name="EntityId1" type="xs:string"/>
-    <xs:element name="EntityId2" type="xs:string"/>
-    <xs:element name="EntityId3" type="xs:string"/>
-    <xs:element name="EntityId4" type="xs:string"/>
-    <xs:element name="EntityId5" type="xs:string"/>
-    <xs:element name="Terms">
-      <xs:complexType>
-        <xs:sequence>
-          <xs:element ref="pc:TermInfo" minOccurs="0" maxOccurs="unbounded"/>
-        </xs:sequence>
-      </xs:complexType>
-    </xs:element>
-    <xs:element name="TermInfo">
-      <xs:complexType>
-        <xs:sequence>
-          <xs:element ref="pc:TermName" minOccurs="0"/>
-          <xs:element ref="pc:TermId" minOccurs="0"/>
-        </xs:sequence>
-      </xs:complexType>
-    </xs:element>
-    <xs:element name="TermName" type="xs:string"/>
-    <xs:element name="TermId" type="xs:string"/>
-  </xs:schema>
-</ct:contentTypeSchema>
-</file>
-
-<file path=customXml/item32.xml><?xml version="1.0" encoding="utf-8"?>
-<?mso-contentType ?>
-<FormTemplates xmlns="http://schemas.microsoft.com/sharepoint/v3/contenttype/forms">
-  <Display>DocumentLibraryForm</Display>
-  <Edit>DocumentLibraryForm</Edit>
-  <New>DocumentLibraryForm</New>
-</FormTemplates>
-</file>
-
-<file path=customXml/item4.xml><?xml version="1.0" encoding="utf-8"?>
-<p:properties xmlns:p="http://schemas.microsoft.com/office/2006/metadata/properties" xmlns:xsi="http://www.w3.org/2001/XMLSchema-instance" xmlns:pc="http://schemas.microsoft.com/office/infopath/2007/PartnerControls">
-  <documentManagement>
-    <_ip_UnifiedCompliancePolicyUIAction xmlns="http://schemas.microsoft.com/sharepoint/v3" xsi:nil="true"/>
-    <Image xmlns="71af3243-3dd4-4a8d-8c0d-dd76da1f02a5">
-      <Url xsi:nil="true"/>
-      <Description xsi:nil="true"/>
-    </Image>
-    <Status xmlns="71af3243-3dd4-4a8d-8c0d-dd76da1f02a5">Not started</Status>
-    <Background xmlns="71af3243-3dd4-4a8d-8c0d-dd76da1f02a5">false</Background>
-    <_ip_UnifiedCompliancePolicyProperties xmlns="http://schemas.microsoft.com/sharepoint/v3" xsi:nil="true"/>
-    <ImageTagsTaxHTField xmlns="71af3243-3dd4-4a8d-8c0d-dd76da1f02a5">
-      <Terms xmlns="http://schemas.microsoft.com/office/infopath/2007/PartnerControls"/>
-    </ImageTagsTaxHTField>
-    <TaxCatchAll xmlns="230e9df3-be65-4c73-a93b-d1236ebd677e" xsi:nil="true"/>
-    <MediaServiceKeyPoints xmlns="71af3243-3dd4-4a8d-8c0d-dd76da1f02a5" xsi:nil="true"/>
-  </documentManagement>
-</p:properties>
-</file>
-
-<file path=customXml/itemProps13.xml><?xml version="1.0" encoding="utf-8"?>
-<ds:datastoreItem xmlns:ds="http://schemas.openxmlformats.org/officeDocument/2006/customXml" ds:itemID="{862ECE17-9B6C-47BE-93ED-43D9067A6B55}">
-  <ds:schemaRefs>
-    <ds:schemaRef ds:uri="http://schemas.openxmlformats.org/officeDocument/2006/bibliography"/>
-  </ds:schemaRefs>
-</ds:datastoreItem>
-</file>
-
-<file path=customXml/itemProps24.xml><?xml version="1.0" encoding="utf-8"?>
-<ds:datastoreItem xmlns:ds="http://schemas.openxmlformats.org/officeDocument/2006/customXml" ds:itemID="{CCF72D45-BAEF-452E-819D-ECB38EF34A13}"/>
-</file>
-
-<file path=customXml/itemProps32.xml><?xml version="1.0" encoding="utf-8"?>
-<ds:datastoreItem xmlns:ds="http://schemas.openxmlformats.org/officeDocument/2006/customXml" ds:itemID="{0A439D98-5427-411F-A816-58D5A7F6E158}"/>
-</file>
-
-<file path=customXml/itemProps41.xml><?xml version="1.0" encoding="utf-8"?>
-<ds:datastoreItem xmlns:ds="http://schemas.openxmlformats.org/officeDocument/2006/customXml" ds:itemID="{3B604F3A-67D8-4F1F-8C43-4746759BB736}"/>
-</file>
-
 <file path=docMetadata/LabelInfo.xml><?xml version="1.0" encoding="utf-8"?>
 <clbl:labelList xmlns:clbl="http://schemas.microsoft.com/office/2020/mipLabelMetadata"/>
 </file>